--- a/livrables/ZK-OAuthChain_article_revise.docx
+++ b/livrables/ZK-OAuthChain_article_revise.docx
@@ -387,7 +387,45 @@
           <w:sz w:val="21"/>
           <w:szCs w:val="21"/>
         </w:rPr>
-        <w:t xml:space="preserve">Les contrats intelligents sont immuables une fois déployés : une erreur de logique peut être fatale (Bhargavan et al., 2021) [3]. La revue systématique de Davila et al. (2025) [14] recense les outils et méthodes du domaine et souligne la faible proportion de travaux rapportant des résultats de vérification effectivement obtenus, par opposition à la seule description d'une méthode. La vérification formelle applique des méthodes mathématiques pour démontrer la conformité d'un code à sa spécification ; sa portée reste bornée par le modèle considéré et par la complétude de l'outil employé.</w:t>
+        <w:t xml:space="preserve">Les contrats intelligents sont immuables une fois déployés : une erreur de logique peut être fatale (Bhargavan et al., 2021) [3]. La vérification formelle applique des méthodes mathématiques pour démontrer la conformité d'un système à sa spécification ; sa portée reste bornée par le modèle considéré et par la complétude de l'outil employé.</w:t>
+      </w:r>
+    </w:p>
+    <w:p>
+      <w:pPr>
+        <w:spacing w:after="120" w:before="0" w:line="276"/>
+        <w:jc w:val="both"/>
+      </w:pPr>
+      <w:r>
+        <w:rPr>
+          <w:rFonts w:ascii="Cambria" w:cs="Cambria" w:eastAsia="Cambria" w:hAnsi="Cambria"/>
+          <w:b/>
+          <w:bCs/>
+          <w:sz w:val="21"/>
+          <w:szCs w:val="21"/>
+        </w:rPr>
+        <w:t xml:space="preserve">Un manque reconnu : la vérification de la conception, et non du seul code. </w:t>
+      </w:r>
+      <w:r>
+        <w:rPr>
+          <w:rFonts w:ascii="Cambria" w:cs="Cambria" w:eastAsia="Cambria" w:hAnsi="Cambria"/>
+          <w:sz w:val="21"/>
+          <w:szCs w:val="21"/>
+        </w:rPr>
+        <w:t xml:space="preserve">La revue systématique de Davila et al. (2025) [14], qui couvre la littérature du domaine, établit deux constats convergents. D'une part, l'essentiel des travaux porte sur la vérification de l'implémentation et de l'exécution des contrats, et les auteurs identifient explicitement le besoin de vérifier leur conception comme un axe insuffisamment traité — ils le désignent en conclusion comme « une opportunité à explorer ». D'autre part, le model-checking y apparaît comme la méthode la plus répandue pour établir les propriétés d'un contrat, en particulier durant la phase de développement, c'est-à-dire avant déploiement, là où une correction reste possible.</w:t>
+      </w:r>
+    </w:p>
+    <w:p>
+      <w:pPr>
+        <w:spacing w:after="120" w:before="0" w:line="276"/>
+        <w:jc w:val="both"/>
+      </w:pPr>
+      <w:r>
+        <w:rPr>
+          <w:rFonts w:ascii="Cambria" w:cs="Cambria" w:eastAsia="Cambria" w:hAnsi="Cambria"/>
+          <w:sz w:val="21"/>
+          <w:szCs w:val="21"/>
+        </w:rPr>
+        <w:t xml:space="preserve">Ce diagnostic situe directement notre démarche. La Section 5 établit les invariants sur une spécification en Méthode B — donc sur la conception, indépendamment du langage d'implémentation — avant de les confronter au code Solidity ; et elle le fait par model-checking exhaustif, la méthode que Davila et al. identifient comme dominante pour cet usage. Là où ces auteurs proposent la logique de description pour combler le manque, nous employons la Méthode B ; l'objet visé est le même. Le Résultat 1 de la Section 5.2 montre concrètement ce que la vérification au niveau de la conception permet de capturer : un défaut présent dans la spécification elle-même, qu'aucune analyse du code déployé n'aurait signalé puisqu'il aurait été fidèlement implémenté.</w:t>
       </w:r>
     </w:p>
     <w:p>
@@ -491,6 +529,30 @@
           <w:szCs w:val="21"/>
         </w:rPr>
         <w:t xml:space="preserve">Chalkias et al. (2025) [13] introduisent les authentificateurs à connaissance nulle, qui préservent la confidentialité de la politique d'authentification elle-même. Leur implémentation Groth16 sur BN254 compte 24 564 contraintes, soit une taille quasi identique à la nôtre : elle constitue de ce fait notre point de comparaison le plus rigoureux (Section 7.5).</w:t>
+      </w:r>
+    </w:p>
+    <w:p>
+      <w:pPr>
+        <w:spacing w:after="120" w:before="0" w:line="276"/>
+        <w:jc w:val="both"/>
+      </w:pPr>
+      <w:r>
+        <w:rPr>
+          <w:rFonts w:ascii="Cambria" w:cs="Cambria" w:eastAsia="Cambria" w:hAnsi="Cambria"/>
+          <w:b/>
+          <w:bCs/>
+          <w:sz w:val="21"/>
+          <w:szCs w:val="21"/>
+        </w:rPr>
+        <w:t xml:space="preserve">La résistance post-quantique devient un critère attendu. </w:t>
+      </w:r>
+      <w:r>
+        <w:rPr>
+          <w:rFonts w:ascii="Cambria" w:cs="Cambria" w:eastAsia="Cambria" w:hAnsi="Cambria"/>
+          <w:sz w:val="21"/>
+          <w:szCs w:val="21"/>
+        </w:rPr>
+        <w:t xml:space="preserve">Radanliev et al. (2025) [20] proposent un cadre d'identité numérique conforme aux standards post-quantiques du NIST et relèvent qu'« aucun cadre d'identité déployé ne fournit simultanément la sécurité post-quantique, des garanties cryptographiques de confidentialité et une confiance décentralisée ». Leur trajectoire de migration prévoit une phase d'imposition stricte des primitives post-quantiques. Un point mérite toutefois d'être relevé, car il nuance la lecture habituelle : leur couche de signature emploie bien Kyber et Dilithium, mais leur couche de preuve à connaissance nulle reste instanciée en zk-SNARK Groth16. ZK-ACE, dont la motivation est explicitement post-quantique, fait le même choix. L'effort de migration s'est donc concentré sur les signatures et laisse le système de preuve comme dépendance classique résiduelle — une asymétrie que nous reprenons en discussion (Section 8.2).</w:t>
       </w:r>
     </w:p>
     <w:p>
@@ -3225,7 +3287,7 @@
           <w:sz w:val="21"/>
           <w:szCs w:val="21"/>
         </w:rPr>
-        <w:t xml:space="preserve">Les invariants sont traduits en machines B selon la Méthode B (Abrial, 1996) [1]. Conformément à l'approche de conversion de code Solidity en modèle B décrite par Baba et al. (2024) [2], chaque fonction du contrat devient une opération B et chaque variable d'état une variable de machine. Trois machines ont été soumises à ProB 1.16.1 : la transcription de la spécification initiale, le modèle du contrat durci, et un modèle dédié à la liaison d'audience. Cette dernière séparation garde chaque espace d'états exhaustivement explorable, les deux fragments d'état étant disjoints.</w:t>
+        <w:t xml:space="preserve">Les invariants sont traduits en machines B selon la Méthode B (Abrial, 1996) [1]. Conformément à l'approche de conversion de code Solidity en modèle B décrite par Baba et al. (2024) [2], chaque fonction du contrat devient une opération B et chaque variable d'état une variable de machine. Trois machines ont été soumises à ProB 1.16.1 (Leuschel et Butler, 2003) [19] : la transcription de la spécification initiale, le modèle du contrat durci, et un modèle dédié à la liaison d'audience. Cette dernière séparation garde chaque espace d'états exhaustivement explorable, les deux fragments d'état étant disjoints.</w:t>
       </w:r>
     </w:p>
     <w:p>
@@ -3307,7 +3369,7 @@
           <w:sz w:val="17"/>
           <w:szCs w:val="17"/>
         </w:rPr>
-        <w:t xml:space="preserve">*** TRACE (length=8):</w:t>
+        <w:t xml:space="preserve">*** TRACE (length=4):</w:t>
       </w:r>
     </w:p>
     <w:p>
@@ -3335,7 +3397,7 @@
           <w:sz w:val="17"/>
           <w:szCs w:val="17"/>
         </w:rPr>
-        <w:t xml:space="preserve"> 2: registerCommitment(u2,c1)</w:t>
+        <w:t xml:space="preserve"> 2: registerCommitment(u1,c1)</w:t>
       </w:r>
     </w:p>
     <w:p>
@@ -3349,7 +3411,7 @@
           <w:sz w:val="17"/>
           <w:szCs w:val="17"/>
         </w:rPr>
-        <w:t xml:space="preserve"> 3: registerCommitment(u3,c2)</w:t>
+        <w:t xml:space="preserve"> 3: registerCommitment(u3,c1)</w:t>
       </w:r>
     </w:p>
     <w:p>
@@ -3364,62 +3426,6 @@
           <w:szCs w:val="17"/>
         </w:rPr>
         <w:t xml:space="preserve"> 4: revokeCommitment(u3)</w:t>
-      </w:r>
-    </w:p>
-    <w:p>
-      <w:pPr>
-        <w:spacing w:after="0" w:before="0"/>
-        <w:ind w:left="340"/>
-      </w:pPr>
-      <w:r>
-        <w:rPr>
-          <w:rFonts w:ascii="Consolas" w:cs="Consolas" w:eastAsia="Consolas" w:hAnsi="Consolas"/>
-          <w:sz w:val="17"/>
-          <w:szCs w:val="17"/>
-        </w:rPr>
-        <w:t xml:space="preserve"> 5: registerCommitment(u3,c3)</w:t>
-      </w:r>
-    </w:p>
-    <w:p>
-      <w:pPr>
-        <w:spacing w:after="0" w:before="0"/>
-        <w:ind w:left="340"/>
-      </w:pPr>
-      <w:r>
-        <w:rPr>
-          <w:rFonts w:ascii="Consolas" w:cs="Consolas" w:eastAsia="Consolas" w:hAnsi="Consolas"/>
-          <w:sz w:val="17"/>
-          <w:szCs w:val="17"/>
-        </w:rPr>
-        <w:t xml:space="preserve"> 6: revokeCommitment(u3)</w:t>
-      </w:r>
-    </w:p>
-    <w:p>
-      <w:pPr>
-        <w:spacing w:after="0" w:before="0"/>
-        <w:ind w:left="340"/>
-      </w:pPr>
-      <w:r>
-        <w:rPr>
-          <w:rFonts w:ascii="Consolas" w:cs="Consolas" w:eastAsia="Consolas" w:hAnsi="Consolas"/>
-          <w:sz w:val="17"/>
-          <w:szCs w:val="17"/>
-        </w:rPr>
-        <w:t xml:space="preserve"> 7: registerCommitment(u3,c1)</w:t>
-      </w:r>
-    </w:p>
-    <w:p>
-      <w:pPr>
-        <w:spacing w:after="0" w:before="0"/>
-        <w:ind w:left="340"/>
-      </w:pPr>
-      <w:r>
-        <w:rPr>
-          <w:rFonts w:ascii="Consolas" w:cs="Consolas" w:eastAsia="Consolas" w:hAnsi="Consolas"/>
-          <w:sz w:val="17"/>
-          <w:szCs w:val="17"/>
-        </w:rPr>
-        <w:t xml:space="preserve"> 8: revokeCommitment(u3)</w:t>
       </w:r>
     </w:p>
     <w:p>
@@ -3485,7 +3491,7 @@
           <w:sz w:val="21"/>
           <w:szCs w:val="21"/>
         </w:rPr>
-        <w:t xml:space="preserve">Sur la deuxième machine, ProB explore exhaustivement l'espace d'états accessible : 8 600 états et 48 379 transitions, en 7 500 ms, toutes opérations couvertes, aucun contre-exemple. J0, I1, I2 et I2b sont établis sur ce domaine fini. La machine dédiée à la liaison d'audience établit de même J1 et I3 sur 1 155 états et 2 553 transitions, en 1 250 ms.</w:t>
+        <w:t xml:space="preserve">Sur la deuxième machine, ProB explore exhaustivement l'espace d'états accessible : 8 600 états et 48 379 transitions, en 7 000 ms, toutes opérations couvertes, aucun contre-exemple. J0, I1, I2 et I2b sont établis sur ce domaine fini. La machine dédiée à la liaison d'audience établit de même J1 et I3 sur 1 155 états et 2 553 transitions, en 2 406 ms.</w:t>
       </w:r>
     </w:p>
     <w:p>
@@ -3516,7 +3522,7 @@
           <w:sz w:val="21"/>
           <w:szCs w:val="21"/>
         </w:rPr>
-        <w:t xml:space="preserve">Le model-checking porte sur un modèle ; nous l'avons complété par une preuve conduite directement sur le code Solidity, au moyen du SMTChecker intégré à solc 0.8.28, avec le moteur CHC (clauses de Horn contraintes) et le solveur z3 4.12.6. Le vérificateur Groth16 y est abstrait par un oracle booléen non contraint : la preuve couvre donc les deux issues possibles de la vérification cryptographique, ce qui est strictement plus fort que de raisonner sur une implémentation particulière. Chaque invariant est exprimé par une fonction publique d'assertion paramétrée, que le moteur doit établir dans tout état accessible, pour toute séquence d'appels et tout argument — c'est-à-dire prouver l'énoncé universellement quantifié.</w:t>
+        <w:t xml:space="preserve">Le model-checking porte sur un modèle ; nous l'avons complété par une preuve conduite directement sur le code Solidity, au moyen du SMTChecker intégré à solc 0.8.28 (Alt et Reitwiessner, 2018) [18], avec le moteur CHC (clauses de Horn contraintes) et le solveur z3 4.12.6. Le vérificateur Groth16 y est abstrait par un oracle booléen non contraint : la preuve couvre donc les deux issues possibles de la vérification cryptographique, ce qui est strictement plus fort que de raisonner sur une implémentation particulière. Chaque invariant est exprimé par une fonction publique d'assertion paramétrée, que le moteur doit établir dans tout état accessible, pour toute séquence d'appels et tout argument — c'est-à-dire prouver l'énoncé universellement quantifié.</w:t>
       </w:r>
     </w:p>
     <w:p>
@@ -8203,14 +8209,14 @@
         </w:tblBorders>
       </w:tblPr>
       <w:tblGrid>
-        <w:gridCol w:w="1542"/>
-        <w:gridCol w:w="998"/>
-        <w:gridCol w:w="1542"/>
-        <w:gridCol w:w="998"/>
-        <w:gridCol w:w="998"/>
+        <w:gridCol w:w="1361"/>
+        <w:gridCol w:w="1451"/>
+        <w:gridCol w:w="1361"/>
+        <w:gridCol w:w="907"/>
         <w:gridCol w:w="998"/>
         <w:gridCol w:w="907"/>
-        <w:gridCol w:w="1087"/>
+        <w:gridCol w:w="907"/>
+        <w:gridCol w:w="1178"/>
       </w:tblGrid>
       <w:tr>
         <w:trPr>
@@ -8218,7 +8224,7 @@
         </w:trPr>
         <w:tc>
           <w:tcPr>
-            <w:tcW w:type="dxa" w:w="1542"/>
+            <w:tcW w:type="dxa" w:w="1361"/>
             <w:shd w:fill="E8EDF3" w:color="auto" w:val="clear"/>
             <w:tcMar>
               <w:top w:type="dxa" w:w="70"/>
@@ -8246,6 +8252,90 @@
         </w:tc>
         <w:tc>
           <w:tcPr>
+            <w:tcW w:type="dxa" w:w="1451"/>
+            <w:shd w:fill="E8EDF3" w:color="auto" w:val="clear"/>
+            <w:tcMar>
+              <w:top w:type="dxa" w:w="70"/>
+              <w:left w:type="dxa" w:w="110"/>
+              <w:bottom w:type="dxa" w:w="70"/>
+              <w:right w:type="dxa" w:w="110"/>
+            </w:tcMar>
+          </w:tcPr>
+          <w:p>
+            <w:pPr>
+              <w:spacing w:after="0" w:line="240"/>
+              <w:jc w:val="left"/>
+            </w:pPr>
+            <w:r>
+              <w:rPr>
+                <w:rFonts w:ascii="Cambria" w:cs="Cambria" w:eastAsia="Cambria" w:hAnsi="Cambria"/>
+                <w:b/>
+                <w:bCs/>
+                <w:sz w:val="17"/>
+                <w:szCs w:val="17"/>
+              </w:rPr>
+              <w:t xml:space="preserve">Système (setup)</w:t>
+            </w:r>
+          </w:p>
+        </w:tc>
+        <w:tc>
+          <w:tcPr>
+            <w:tcW w:type="dxa" w:w="1361"/>
+            <w:shd w:fill="E8EDF3" w:color="auto" w:val="clear"/>
+            <w:tcMar>
+              <w:top w:type="dxa" w:w="70"/>
+              <w:left w:type="dxa" w:w="110"/>
+              <w:bottom w:type="dxa" w:w="70"/>
+              <w:right w:type="dxa" w:w="110"/>
+            </w:tcMar>
+          </w:tcPr>
+          <w:p>
+            <w:pPr>
+              <w:spacing w:after="0" w:line="240"/>
+              <w:jc w:val="left"/>
+            </w:pPr>
+            <w:r>
+              <w:rPr>
+                <w:rFonts w:ascii="Cambria" w:cs="Cambria" w:eastAsia="Cambria" w:hAnsi="Cambria"/>
+                <w:b/>
+                <w:bCs/>
+                <w:sz w:val="17"/>
+                <w:szCs w:val="17"/>
+              </w:rPr>
+              <w:t xml:space="preserve">Outillage</w:t>
+            </w:r>
+          </w:p>
+        </w:tc>
+        <w:tc>
+          <w:tcPr>
+            <w:tcW w:type="dxa" w:w="907"/>
+            <w:shd w:fill="E8EDF3" w:color="auto" w:val="clear"/>
+            <w:tcMar>
+              <w:top w:type="dxa" w:w="70"/>
+              <w:left w:type="dxa" w:w="110"/>
+              <w:bottom w:type="dxa" w:w="70"/>
+              <w:right w:type="dxa" w:w="110"/>
+            </w:tcMar>
+          </w:tcPr>
+          <w:p>
+            <w:pPr>
+              <w:spacing w:after="0" w:line="240"/>
+              <w:jc w:val="right"/>
+            </w:pPr>
+            <w:r>
+              <w:rPr>
+                <w:rFonts w:ascii="Cambria" w:cs="Cambria" w:eastAsia="Cambria" w:hAnsi="Cambria"/>
+                <w:b/>
+                <w:bCs/>
+                <w:sz w:val="17"/>
+                <w:szCs w:val="17"/>
+              </w:rPr>
+              <w:t xml:space="preserve">Contraintes</w:t>
+            </w:r>
+          </w:p>
+        </w:tc>
+        <w:tc>
+          <w:tcPr>
             <w:tcW w:type="dxa" w:w="998"/>
             <w:shd w:fill="E8EDF3" w:color="auto" w:val="clear"/>
             <w:tcMar>
@@ -8258,7 +8348,7 @@
           <w:p>
             <w:pPr>
               <w:spacing w:after="0" w:line="240"/>
-              <w:jc w:val="left"/>
+              <w:jc w:val="right"/>
             </w:pPr>
             <w:r>
               <w:rPr>
@@ -8268,13 +8358,13 @@
                 <w:sz w:val="17"/>
                 <w:szCs w:val="17"/>
               </w:rPr>
-              <w:t xml:space="preserve">Système</w:t>
-            </w:r>
-          </w:p>
-        </w:tc>
-        <w:tc>
-          <w:tcPr>
-            <w:tcW w:type="dxa" w:w="1542"/>
+              <w:t xml:space="preserve">Preuve</w:t>
+            </w:r>
+          </w:p>
+        </w:tc>
+        <w:tc>
+          <w:tcPr>
+            <w:tcW w:type="dxa" w:w="907"/>
             <w:shd w:fill="E8EDF3" w:color="auto" w:val="clear"/>
             <w:tcMar>
               <w:top w:type="dxa" w:w="70"/>
@@ -8286,7 +8376,7 @@
           <w:p>
             <w:pPr>
               <w:spacing w:after="0" w:line="240"/>
-              <w:jc w:val="left"/>
+              <w:jc w:val="right"/>
             </w:pPr>
             <w:r>
               <w:rPr>
@@ -8296,13 +8386,13 @@
                 <w:sz w:val="17"/>
                 <w:szCs w:val="17"/>
               </w:rPr>
-              <w:t xml:space="preserve">Outillage</w:t>
-            </w:r>
-          </w:p>
-        </w:tc>
-        <w:tc>
-          <w:tcPr>
-            <w:tcW w:type="dxa" w:w="998"/>
+              <w:t xml:space="preserve">Vérif.</w:t>
+            </w:r>
+          </w:p>
+        </w:tc>
+        <w:tc>
+          <w:tcPr>
+            <w:tcW w:type="dxa" w:w="907"/>
             <w:shd w:fill="E8EDF3" w:color="auto" w:val="clear"/>
             <w:tcMar>
               <w:top w:type="dxa" w:w="70"/>
@@ -8324,13 +8414,13 @@
                 <w:sz w:val="17"/>
                 <w:szCs w:val="17"/>
               </w:rPr>
-              <w:t xml:space="preserve">Contraintes</w:t>
-            </w:r>
-          </w:p>
-        </w:tc>
-        <w:tc>
-          <w:tcPr>
-            <w:tcW w:type="dxa" w:w="998"/>
+              <w:t xml:space="preserve">Taille</w:t>
+            </w:r>
+          </w:p>
+        </w:tc>
+        <w:tc>
+          <w:tcPr>
+            <w:tcW w:type="dxa" w:w="1178"/>
             <w:shd w:fill="E8EDF3" w:color="auto" w:val="clear"/>
             <w:tcMar>
               <w:top w:type="dxa" w:w="70"/>
@@ -8352,14 +8442,120 @@
                 <w:sz w:val="17"/>
                 <w:szCs w:val="17"/>
               </w:rPr>
-              <w:t xml:space="preserve">Preuve</w:t>
+              <w:t xml:space="preserve">Gas vérif.</w:t>
+            </w:r>
+          </w:p>
+        </w:tc>
+      </w:tr>
+      <w:tr>
+        <w:tc>
+          <w:tcPr>
+            <w:tcW w:type="dxa" w:w="1361"/>
+            <w:shd w:fill="FFFFFF" w:color="auto" w:val="clear"/>
+            <w:tcMar>
+              <w:top w:type="dxa" w:w="70"/>
+              <w:left w:type="dxa" w:w="110"/>
+              <w:bottom w:type="dxa" w:w="70"/>
+              <w:right w:type="dxa" w:w="110"/>
+            </w:tcMar>
+          </w:tcPr>
+          <w:p>
+            <w:pPr>
+              <w:spacing w:after="0" w:line="240"/>
+              <w:jc w:val="left"/>
+            </w:pPr>
+            <w:r>
+              <w:rPr>
+                <w:rFonts w:ascii="Cambria" w:cs="Cambria" w:eastAsia="Cambria" w:hAnsi="Cambria"/>
+                <w:sz w:val="17"/>
+                <w:szCs w:val="17"/>
+              </w:rPr>
+              <w:t xml:space="preserve">zkAt (Groth16)</w:t>
+            </w:r>
+          </w:p>
+        </w:tc>
+        <w:tc>
+          <w:tcPr>
+            <w:tcW w:type="dxa" w:w="1451"/>
+            <w:shd w:fill="FFFFFF" w:color="auto" w:val="clear"/>
+            <w:tcMar>
+              <w:top w:type="dxa" w:w="70"/>
+              <w:left w:type="dxa" w:w="110"/>
+              <w:bottom w:type="dxa" w:w="70"/>
+              <w:right w:type="dxa" w:w="110"/>
+            </w:tcMar>
+          </w:tcPr>
+          <w:p>
+            <w:pPr>
+              <w:spacing w:after="0" w:line="240"/>
+              <w:jc w:val="left"/>
+            </w:pPr>
+            <w:r>
+              <w:rPr>
+                <w:rFonts w:ascii="Cambria" w:cs="Cambria" w:eastAsia="Cambria" w:hAnsi="Cambria"/>
+                <w:sz w:val="17"/>
+                <w:szCs w:val="17"/>
+              </w:rPr>
+              <w:t xml:space="preserve">Groth16 — setup par circuit</w:t>
+            </w:r>
+          </w:p>
+        </w:tc>
+        <w:tc>
+          <w:tcPr>
+            <w:tcW w:type="dxa" w:w="1361"/>
+            <w:shd w:fill="FFFFFF" w:color="auto" w:val="clear"/>
+            <w:tcMar>
+              <w:top w:type="dxa" w:w="70"/>
+              <w:left w:type="dxa" w:w="110"/>
+              <w:bottom w:type="dxa" w:w="70"/>
+              <w:right w:type="dxa" w:w="110"/>
+            </w:tcMar>
+          </w:tcPr>
+          <w:p>
+            <w:pPr>
+              <w:spacing w:after="0" w:line="240"/>
+              <w:jc w:val="left"/>
+            </w:pPr>
+            <w:r>
+              <w:rPr>
+                <w:rFonts w:ascii="Cambria" w:cs="Cambria" w:eastAsia="Cambria" w:hAnsi="Cambria"/>
+                <w:sz w:val="17"/>
+                <w:szCs w:val="17"/>
+              </w:rPr>
+              <w:t xml:space="preserve">Go / gnark (natif)</w:t>
+            </w:r>
+          </w:p>
+        </w:tc>
+        <w:tc>
+          <w:tcPr>
+            <w:tcW w:type="dxa" w:w="907"/>
+            <w:shd w:fill="FFFFFF" w:color="auto" w:val="clear"/>
+            <w:tcMar>
+              <w:top w:type="dxa" w:w="70"/>
+              <w:left w:type="dxa" w:w="110"/>
+              <w:bottom w:type="dxa" w:w="70"/>
+              <w:right w:type="dxa" w:w="110"/>
+            </w:tcMar>
+          </w:tcPr>
+          <w:p>
+            <w:pPr>
+              <w:spacing w:after="0" w:line="240"/>
+              <w:jc w:val="right"/>
+            </w:pPr>
+            <w:r>
+              <w:rPr>
+                <w:rFonts w:ascii="Cambria" w:cs="Cambria" w:eastAsia="Cambria" w:hAnsi="Cambria"/>
+                <w:sz w:val="17"/>
+                <w:szCs w:val="17"/>
+              </w:rPr>
+              <w:t xml:space="preserve">24 564</w:t>
             </w:r>
           </w:p>
         </w:tc>
         <w:tc>
           <w:tcPr>
             <w:tcW w:type="dxa" w:w="998"/>
-            <w:shd w:fill="E8EDF3" w:color="auto" w:val="clear"/>
+            <w:shd w:fill="FFFFFF" w:color="auto" w:val="clear"/>
             <w:tcMar>
               <w:top w:type="dxa" w:w="70"/>
               <w:left w:type="dxa" w:w="110"/>
@@ -8371,6 +8567,742 @@
             <w:pPr>
               <w:spacing w:after="0" w:line="240"/>
               <w:jc w:val="right"/>
+            </w:pPr>
+            <w:r>
+              <w:rPr>
+                <w:rFonts w:ascii="Cambria" w:cs="Cambria" w:eastAsia="Cambria" w:hAnsi="Cambria"/>
+                <w:sz w:val="17"/>
+                <w:szCs w:val="17"/>
+              </w:rPr>
+              <w:t xml:space="preserve">50,97 ms</w:t>
+            </w:r>
+          </w:p>
+        </w:tc>
+        <w:tc>
+          <w:tcPr>
+            <w:tcW w:type="dxa" w:w="907"/>
+            <w:shd w:fill="FFFFFF" w:color="auto" w:val="clear"/>
+            <w:tcMar>
+              <w:top w:type="dxa" w:w="70"/>
+              <w:left w:type="dxa" w:w="110"/>
+              <w:bottom w:type="dxa" w:w="70"/>
+              <w:right w:type="dxa" w:w="110"/>
+            </w:tcMar>
+          </w:tcPr>
+          <w:p>
+            <w:pPr>
+              <w:spacing w:after="0" w:line="240"/>
+              <w:jc w:val="right"/>
+            </w:pPr>
+            <w:r>
+              <w:rPr>
+                <w:rFonts w:ascii="Cambria" w:cs="Cambria" w:eastAsia="Cambria" w:hAnsi="Cambria"/>
+                <w:sz w:val="17"/>
+                <w:szCs w:val="17"/>
+              </w:rPr>
+              <w:t xml:space="preserve">0,89 ms</w:t>
+            </w:r>
+          </w:p>
+        </w:tc>
+        <w:tc>
+          <w:tcPr>
+            <w:tcW w:type="dxa" w:w="907"/>
+            <w:shd w:fill="FFFFFF" w:color="auto" w:val="clear"/>
+            <w:tcMar>
+              <w:top w:type="dxa" w:w="70"/>
+              <w:left w:type="dxa" w:w="110"/>
+              <w:bottom w:type="dxa" w:w="70"/>
+              <w:right w:type="dxa" w:w="110"/>
+            </w:tcMar>
+          </w:tcPr>
+          <w:p>
+            <w:pPr>
+              <w:spacing w:after="0" w:line="240"/>
+              <w:jc w:val="right"/>
+            </w:pPr>
+            <w:r>
+              <w:rPr>
+                <w:rFonts w:ascii="Cambria" w:cs="Cambria" w:eastAsia="Cambria" w:hAnsi="Cambria"/>
+                <w:sz w:val="17"/>
+                <w:szCs w:val="17"/>
+              </w:rPr>
+              <w:t xml:space="preserve">256 o*</w:t>
+            </w:r>
+          </w:p>
+        </w:tc>
+        <w:tc>
+          <w:tcPr>
+            <w:tcW w:type="dxa" w:w="1178"/>
+            <w:shd w:fill="FFFFFF" w:color="auto" w:val="clear"/>
+            <w:tcMar>
+              <w:top w:type="dxa" w:w="70"/>
+              <w:left w:type="dxa" w:w="110"/>
+              <w:bottom w:type="dxa" w:w="70"/>
+              <w:right w:type="dxa" w:w="110"/>
+            </w:tcMar>
+          </w:tcPr>
+          <w:p>
+            <w:pPr>
+              <w:spacing w:after="0" w:line="240"/>
+              <w:jc w:val="right"/>
+            </w:pPr>
+            <w:r>
+              <w:rPr>
+                <w:rFonts w:ascii="Cambria" w:cs="Cambria" w:eastAsia="Cambria" w:hAnsi="Cambria"/>
+                <w:sz w:val="17"/>
+                <w:szCs w:val="17"/>
+              </w:rPr>
+              <w:t xml:space="preserve">n. r.</w:t>
+            </w:r>
+          </w:p>
+        </w:tc>
+      </w:tr>
+      <w:tr>
+        <w:tc>
+          <w:tcPr>
+            <w:tcW w:type="dxa" w:w="1361"/>
+            <w:shd w:fill="FFFFFF" w:color="auto" w:val="clear"/>
+            <w:tcMar>
+              <w:top w:type="dxa" w:w="70"/>
+              <w:left w:type="dxa" w:w="110"/>
+              <w:bottom w:type="dxa" w:w="70"/>
+              <w:right w:type="dxa" w:w="110"/>
+            </w:tcMar>
+          </w:tcPr>
+          <w:p>
+            <w:pPr>
+              <w:spacing w:after="0" w:line="240"/>
+              <w:jc w:val="left"/>
+            </w:pPr>
+            <w:r>
+              <w:rPr>
+                <w:rFonts w:ascii="Cambria" w:cs="Cambria" w:eastAsia="Cambria" w:hAnsi="Cambria"/>
+                <w:sz w:val="17"/>
+                <w:szCs w:val="17"/>
+              </w:rPr>
+              <w:t xml:space="preserve">ZK-ACE (Groth16)</w:t>
+            </w:r>
+          </w:p>
+        </w:tc>
+        <w:tc>
+          <w:tcPr>
+            <w:tcW w:type="dxa" w:w="1451"/>
+            <w:shd w:fill="FFFFFF" w:color="auto" w:val="clear"/>
+            <w:tcMar>
+              <w:top w:type="dxa" w:w="70"/>
+              <w:left w:type="dxa" w:w="110"/>
+              <w:bottom w:type="dxa" w:w="70"/>
+              <w:right w:type="dxa" w:w="110"/>
+            </w:tcMar>
+          </w:tcPr>
+          <w:p>
+            <w:pPr>
+              <w:spacing w:after="0" w:line="240"/>
+              <w:jc w:val="left"/>
+            </w:pPr>
+            <w:r>
+              <w:rPr>
+                <w:rFonts w:ascii="Cambria" w:cs="Cambria" w:eastAsia="Cambria" w:hAnsi="Cambria"/>
+                <w:sz w:val="17"/>
+                <w:szCs w:val="17"/>
+              </w:rPr>
+              <w:t xml:space="preserve">Groth16 — setup par circuit</w:t>
+            </w:r>
+          </w:p>
+        </w:tc>
+        <w:tc>
+          <w:tcPr>
+            <w:tcW w:type="dxa" w:w="1361"/>
+            <w:shd w:fill="FFFFFF" w:color="auto" w:val="clear"/>
+            <w:tcMar>
+              <w:top w:type="dxa" w:w="70"/>
+              <w:left w:type="dxa" w:w="110"/>
+              <w:bottom w:type="dxa" w:w="70"/>
+              <w:right w:type="dxa" w:w="110"/>
+            </w:tcMar>
+          </w:tcPr>
+          <w:p>
+            <w:pPr>
+              <w:spacing w:after="0" w:line="240"/>
+              <w:jc w:val="left"/>
+            </w:pPr>
+            <w:r>
+              <w:rPr>
+                <w:rFonts w:ascii="Cambria" w:cs="Cambria" w:eastAsia="Cambria" w:hAnsi="Cambria"/>
+                <w:sz w:val="17"/>
+                <w:szCs w:val="17"/>
+              </w:rPr>
+              <w:t xml:space="preserve">Rust / arkworks (natif, mono-fil)</w:t>
+            </w:r>
+          </w:p>
+        </w:tc>
+        <w:tc>
+          <w:tcPr>
+            <w:tcW w:type="dxa" w:w="907"/>
+            <w:shd w:fill="FFFFFF" w:color="auto" w:val="clear"/>
+            <w:tcMar>
+              <w:top w:type="dxa" w:w="70"/>
+              <w:left w:type="dxa" w:w="110"/>
+              <w:bottom w:type="dxa" w:w="70"/>
+              <w:right w:type="dxa" w:w="110"/>
+            </w:tcMar>
+          </w:tcPr>
+          <w:p>
+            <w:pPr>
+              <w:spacing w:after="0" w:line="240"/>
+              <w:jc w:val="right"/>
+            </w:pPr>
+            <w:r>
+              <w:rPr>
+                <w:rFonts w:ascii="Cambria" w:cs="Cambria" w:eastAsia="Cambria" w:hAnsi="Cambria"/>
+                <w:sz w:val="17"/>
+                <w:szCs w:val="17"/>
+              </w:rPr>
+              <w:t xml:space="preserve">4 024</w:t>
+            </w:r>
+          </w:p>
+        </w:tc>
+        <w:tc>
+          <w:tcPr>
+            <w:tcW w:type="dxa" w:w="998"/>
+            <w:shd w:fill="FFFFFF" w:color="auto" w:val="clear"/>
+            <w:tcMar>
+              <w:top w:type="dxa" w:w="70"/>
+              <w:left w:type="dxa" w:w="110"/>
+              <w:bottom w:type="dxa" w:w="70"/>
+              <w:right w:type="dxa" w:w="110"/>
+            </w:tcMar>
+          </w:tcPr>
+          <w:p>
+            <w:pPr>
+              <w:spacing w:after="0" w:line="240"/>
+              <w:jc w:val="right"/>
+            </w:pPr>
+            <w:r>
+              <w:rPr>
+                <w:rFonts w:ascii="Cambria" w:cs="Cambria" w:eastAsia="Cambria" w:hAnsi="Cambria"/>
+                <w:sz w:val="17"/>
+                <w:szCs w:val="17"/>
+              </w:rPr>
+              <w:t xml:space="preserve">63,00 ms</w:t>
+            </w:r>
+          </w:p>
+        </w:tc>
+        <w:tc>
+          <w:tcPr>
+            <w:tcW w:type="dxa" w:w="907"/>
+            <w:shd w:fill="FFFFFF" w:color="auto" w:val="clear"/>
+            <w:tcMar>
+              <w:top w:type="dxa" w:w="70"/>
+              <w:left w:type="dxa" w:w="110"/>
+              <w:bottom w:type="dxa" w:w="70"/>
+              <w:right w:type="dxa" w:w="110"/>
+            </w:tcMar>
+          </w:tcPr>
+          <w:p>
+            <w:pPr>
+              <w:spacing w:after="0" w:line="240"/>
+              <w:jc w:val="right"/>
+            </w:pPr>
+            <w:r>
+              <w:rPr>
+                <w:rFonts w:ascii="Cambria" w:cs="Cambria" w:eastAsia="Cambria" w:hAnsi="Cambria"/>
+                <w:sz w:val="17"/>
+                <w:szCs w:val="17"/>
+              </w:rPr>
+              <w:t xml:space="preserve">0,65 ms</w:t>
+            </w:r>
+          </w:p>
+        </w:tc>
+        <w:tc>
+          <w:tcPr>
+            <w:tcW w:type="dxa" w:w="907"/>
+            <w:shd w:fill="FFFFFF" w:color="auto" w:val="clear"/>
+            <w:tcMar>
+              <w:top w:type="dxa" w:w="70"/>
+              <w:left w:type="dxa" w:w="110"/>
+              <w:bottom w:type="dxa" w:w="70"/>
+              <w:right w:type="dxa" w:w="110"/>
+            </w:tcMar>
+          </w:tcPr>
+          <w:p>
+            <w:pPr>
+              <w:spacing w:after="0" w:line="240"/>
+              <w:jc w:val="right"/>
+            </w:pPr>
+            <w:r>
+              <w:rPr>
+                <w:rFonts w:ascii="Cambria" w:cs="Cambria" w:eastAsia="Cambria" w:hAnsi="Cambria"/>
+                <w:sz w:val="17"/>
+                <w:szCs w:val="17"/>
+              </w:rPr>
+              <w:t xml:space="preserve">256 o*</w:t>
+            </w:r>
+          </w:p>
+        </w:tc>
+        <w:tc>
+          <w:tcPr>
+            <w:tcW w:type="dxa" w:w="1178"/>
+            <w:shd w:fill="FFFFFF" w:color="auto" w:val="clear"/>
+            <w:tcMar>
+              <w:top w:type="dxa" w:w="70"/>
+              <w:left w:type="dxa" w:w="110"/>
+              <w:bottom w:type="dxa" w:w="70"/>
+              <w:right w:type="dxa" w:w="110"/>
+            </w:tcMar>
+          </w:tcPr>
+          <w:p>
+            <w:pPr>
+              <w:spacing w:after="0" w:line="240"/>
+              <w:jc w:val="right"/>
+            </w:pPr>
+            <w:r>
+              <w:rPr>
+                <w:rFonts w:ascii="Cambria" w:cs="Cambria" w:eastAsia="Cambria" w:hAnsi="Cambria"/>
+                <w:sz w:val="17"/>
+                <w:szCs w:val="17"/>
+              </w:rPr>
+              <w:t xml:space="preserve">n. r.</w:t>
+            </w:r>
+          </w:p>
+        </w:tc>
+      </w:tr>
+      <w:tr>
+        <w:tc>
+          <w:tcPr>
+            <w:tcW w:type="dxa" w:w="1361"/>
+            <w:shd w:fill="FFFFFF" w:color="auto" w:val="clear"/>
+            <w:tcMar>
+              <w:top w:type="dxa" w:w="70"/>
+              <w:left w:type="dxa" w:w="110"/>
+              <w:bottom w:type="dxa" w:w="70"/>
+              <w:right w:type="dxa" w:w="110"/>
+            </w:tcMar>
+          </w:tcPr>
+          <w:p>
+            <w:pPr>
+              <w:spacing w:after="0" w:line="240"/>
+              <w:jc w:val="left"/>
+            </w:pPr>
+            <w:r>
+              <w:rPr>
+                <w:rFonts w:ascii="Cambria" w:cs="Cambria" w:eastAsia="Cambria" w:hAnsi="Cambria"/>
+                <w:sz w:val="17"/>
+                <w:szCs w:val="17"/>
+              </w:rPr>
+              <w:t xml:space="preserve">Cadre DID/VC (zk-STARK)</w:t>
+            </w:r>
+          </w:p>
+        </w:tc>
+        <w:tc>
+          <w:tcPr>
+            <w:tcW w:type="dxa" w:w="1451"/>
+            <w:shd w:fill="FFFFFF" w:color="auto" w:val="clear"/>
+            <w:tcMar>
+              <w:top w:type="dxa" w:w="70"/>
+              <w:left w:type="dxa" w:w="110"/>
+              <w:bottom w:type="dxa" w:w="70"/>
+              <w:right w:type="dxa" w:w="110"/>
+            </w:tcMar>
+          </w:tcPr>
+          <w:p>
+            <w:pPr>
+              <w:spacing w:after="0" w:line="240"/>
+              <w:jc w:val="left"/>
+            </w:pPr>
+            <w:r>
+              <w:rPr>
+                <w:rFonts w:ascii="Cambria" w:cs="Cambria" w:eastAsia="Cambria" w:hAnsi="Cambria"/>
+                <w:sz w:val="17"/>
+                <w:szCs w:val="17"/>
+              </w:rPr>
+              <w:t xml:space="preserve">zk-STARK — transparent, aucun setup</w:t>
+            </w:r>
+          </w:p>
+        </w:tc>
+        <w:tc>
+          <w:tcPr>
+            <w:tcW w:type="dxa" w:w="1361"/>
+            <w:shd w:fill="FFFFFF" w:color="auto" w:val="clear"/>
+            <w:tcMar>
+              <w:top w:type="dxa" w:w="70"/>
+              <w:left w:type="dxa" w:w="110"/>
+              <w:bottom w:type="dxa" w:w="70"/>
+              <w:right w:type="dxa" w:w="110"/>
+            </w:tcMar>
+          </w:tcPr>
+          <w:p>
+            <w:pPr>
+              <w:spacing w:after="0" w:line="240"/>
+              <w:jc w:val="left"/>
+            </w:pPr>
+            <w:r>
+              <w:rPr>
+                <w:rFonts w:ascii="Cambria" w:cs="Cambria" w:eastAsia="Cambria" w:hAnsi="Cambria"/>
+                <w:sz w:val="17"/>
+                <w:szCs w:val="17"/>
+              </w:rPr>
+              <w:t xml:space="preserve">Cairo / chaine StarkWare</w:t>
+            </w:r>
+          </w:p>
+        </w:tc>
+        <w:tc>
+          <w:tcPr>
+            <w:tcW w:type="dxa" w:w="907"/>
+            <w:shd w:fill="FFFFFF" w:color="auto" w:val="clear"/>
+            <w:tcMar>
+              <w:top w:type="dxa" w:w="70"/>
+              <w:left w:type="dxa" w:w="110"/>
+              <w:bottom w:type="dxa" w:w="70"/>
+              <w:right w:type="dxa" w:w="110"/>
+            </w:tcMar>
+          </w:tcPr>
+          <w:p>
+            <w:pPr>
+              <w:spacing w:after="0" w:line="240"/>
+              <w:jc w:val="right"/>
+            </w:pPr>
+            <w:r>
+              <w:rPr>
+                <w:rFonts w:ascii="Cambria" w:cs="Cambria" w:eastAsia="Cambria" w:hAnsi="Cambria"/>
+                <w:sz w:val="17"/>
+                <w:szCs w:val="17"/>
+              </w:rPr>
+              <w:t xml:space="preserve">n. r.</w:t>
+            </w:r>
+          </w:p>
+        </w:tc>
+        <w:tc>
+          <w:tcPr>
+            <w:tcW w:type="dxa" w:w="998"/>
+            <w:shd w:fill="FFFFFF" w:color="auto" w:val="clear"/>
+            <w:tcMar>
+              <w:top w:type="dxa" w:w="70"/>
+              <w:left w:type="dxa" w:w="110"/>
+              <w:bottom w:type="dxa" w:w="70"/>
+              <w:right w:type="dxa" w:w="110"/>
+            </w:tcMar>
+          </w:tcPr>
+          <w:p>
+            <w:pPr>
+              <w:spacing w:after="0" w:line="240"/>
+              <w:jc w:val="right"/>
+            </w:pPr>
+            <w:r>
+              <w:rPr>
+                <w:rFonts w:ascii="Cambria" w:cs="Cambria" w:eastAsia="Cambria" w:hAnsi="Cambria"/>
+                <w:sz w:val="17"/>
+                <w:szCs w:val="17"/>
+              </w:rPr>
+              <w:t xml:space="preserve">3,50 s</w:t>
+            </w:r>
+          </w:p>
+        </w:tc>
+        <w:tc>
+          <w:tcPr>
+            <w:tcW w:type="dxa" w:w="907"/>
+            <w:shd w:fill="FFFFFF" w:color="auto" w:val="clear"/>
+            <w:tcMar>
+              <w:top w:type="dxa" w:w="70"/>
+              <w:left w:type="dxa" w:w="110"/>
+              <w:bottom w:type="dxa" w:w="70"/>
+              <w:right w:type="dxa" w:w="110"/>
+            </w:tcMar>
+          </w:tcPr>
+          <w:p>
+            <w:pPr>
+              <w:spacing w:after="0" w:line="240"/>
+              <w:jc w:val="right"/>
+            </w:pPr>
+            <w:r>
+              <w:rPr>
+                <w:rFonts w:ascii="Cambria" w:cs="Cambria" w:eastAsia="Cambria" w:hAnsi="Cambria"/>
+                <w:sz w:val="17"/>
+                <w:szCs w:val="17"/>
+              </w:rPr>
+              <w:t xml:space="preserve">5,00 ms</w:t>
+            </w:r>
+          </w:p>
+        </w:tc>
+        <w:tc>
+          <w:tcPr>
+            <w:tcW w:type="dxa" w:w="907"/>
+            <w:shd w:fill="FFFFFF" w:color="auto" w:val="clear"/>
+            <w:tcMar>
+              <w:top w:type="dxa" w:w="70"/>
+              <w:left w:type="dxa" w:w="110"/>
+              <w:bottom w:type="dxa" w:w="70"/>
+              <w:right w:type="dxa" w:w="110"/>
+            </w:tcMar>
+          </w:tcPr>
+          <w:p>
+            <w:pPr>
+              <w:spacing w:after="0" w:line="240"/>
+              <w:jc w:val="right"/>
+            </w:pPr>
+            <w:r>
+              <w:rPr>
+                <w:rFonts w:ascii="Cambria" w:cs="Cambria" w:eastAsia="Cambria" w:hAnsi="Cambria"/>
+                <w:sz w:val="17"/>
+                <w:szCs w:val="17"/>
+              </w:rPr>
+              <w:t xml:space="preserve">45 Ko</w:t>
+            </w:r>
+          </w:p>
+        </w:tc>
+        <w:tc>
+          <w:tcPr>
+            <w:tcW w:type="dxa" w:w="1178"/>
+            <w:shd w:fill="FFFFFF" w:color="auto" w:val="clear"/>
+            <w:tcMar>
+              <w:top w:type="dxa" w:w="70"/>
+              <w:left w:type="dxa" w:w="110"/>
+              <w:bottom w:type="dxa" w:w="70"/>
+              <w:right w:type="dxa" w:w="110"/>
+            </w:tcMar>
+          </w:tcPr>
+          <w:p>
+            <w:pPr>
+              <w:spacing w:after="0" w:line="240"/>
+              <w:jc w:val="right"/>
+            </w:pPr>
+            <w:r>
+              <w:rPr>
+                <w:rFonts w:ascii="Cambria" w:cs="Cambria" w:eastAsia="Cambria" w:hAnsi="Cambria"/>
+                <w:sz w:val="17"/>
+                <w:szCs w:val="17"/>
+              </w:rPr>
+              <w:t xml:space="preserve">280 000</w:t>
+            </w:r>
+          </w:p>
+        </w:tc>
+      </w:tr>
+      <w:tr>
+        <w:tc>
+          <w:tcPr>
+            <w:tcW w:type="dxa" w:w="1361"/>
+            <w:shd w:fill="FFFFFF" w:color="auto" w:val="clear"/>
+            <w:tcMar>
+              <w:top w:type="dxa" w:w="70"/>
+              <w:left w:type="dxa" w:w="110"/>
+              <w:bottom w:type="dxa" w:w="70"/>
+              <w:right w:type="dxa" w:w="110"/>
+            </w:tcMar>
+          </w:tcPr>
+          <w:p>
+            <w:pPr>
+              <w:spacing w:after="0" w:line="240"/>
+              <w:jc w:val="left"/>
+            </w:pPr>
+            <w:r>
+              <w:rPr>
+                <w:rFonts w:ascii="Cambria" w:cs="Cambria" w:eastAsia="Cambria" w:hAnsi="Cambria"/>
+                <w:sz w:val="17"/>
+                <w:szCs w:val="17"/>
+              </w:rPr>
+              <w:t xml:space="preserve">LinkDID (zk-SNARK)</w:t>
+            </w:r>
+          </w:p>
+        </w:tc>
+        <w:tc>
+          <w:tcPr>
+            <w:tcW w:type="dxa" w:w="1451"/>
+            <w:shd w:fill="FFFFFF" w:color="auto" w:val="clear"/>
+            <w:tcMar>
+              <w:top w:type="dxa" w:w="70"/>
+              <w:left w:type="dxa" w:w="110"/>
+              <w:bottom w:type="dxa" w:w="70"/>
+              <w:right w:type="dxa" w:w="110"/>
+            </w:tcMar>
+          </w:tcPr>
+          <w:p>
+            <w:pPr>
+              <w:spacing w:after="0" w:line="240"/>
+              <w:jc w:val="left"/>
+            </w:pPr>
+            <w:r>
+              <w:rPr>
+                <w:rFonts w:ascii="Cambria" w:cs="Cambria" w:eastAsia="Cambria" w:hAnsi="Cambria"/>
+                <w:sz w:val="17"/>
+                <w:szCs w:val="17"/>
+              </w:rPr>
+              <w:t xml:space="preserve">zk-SNARK — setup requis</w:t>
+            </w:r>
+          </w:p>
+        </w:tc>
+        <w:tc>
+          <w:tcPr>
+            <w:tcW w:type="dxa" w:w="1361"/>
+            <w:shd w:fill="FFFFFF" w:color="auto" w:val="clear"/>
+            <w:tcMar>
+              <w:top w:type="dxa" w:w="70"/>
+              <w:left w:type="dxa" w:w="110"/>
+              <w:bottom w:type="dxa" w:w="70"/>
+              <w:right w:type="dxa" w:w="110"/>
+            </w:tcMar>
+          </w:tcPr>
+          <w:p>
+            <w:pPr>
+              <w:spacing w:after="0" w:line="240"/>
+              <w:jc w:val="left"/>
+            </w:pPr>
+            <w:r>
+              <w:rPr>
+                <w:rFonts w:ascii="Cambria" w:cs="Cambria" w:eastAsia="Cambria" w:hAnsi="Cambria"/>
+                <w:sz w:val="17"/>
+                <w:szCs w:val="17"/>
+              </w:rPr>
+              <w:t xml:space="preserve">non precise</w:t>
+            </w:r>
+          </w:p>
+        </w:tc>
+        <w:tc>
+          <w:tcPr>
+            <w:tcW w:type="dxa" w:w="907"/>
+            <w:shd w:fill="FFFFFF" w:color="auto" w:val="clear"/>
+            <w:tcMar>
+              <w:top w:type="dxa" w:w="70"/>
+              <w:left w:type="dxa" w:w="110"/>
+              <w:bottom w:type="dxa" w:w="70"/>
+              <w:right w:type="dxa" w:w="110"/>
+            </w:tcMar>
+          </w:tcPr>
+          <w:p>
+            <w:pPr>
+              <w:spacing w:after="0" w:line="240"/>
+              <w:jc w:val="right"/>
+            </w:pPr>
+            <w:r>
+              <w:rPr>
+                <w:rFonts w:ascii="Cambria" w:cs="Cambria" w:eastAsia="Cambria" w:hAnsi="Cambria"/>
+                <w:sz w:val="17"/>
+                <w:szCs w:val="17"/>
+              </w:rPr>
+              <w:t xml:space="preserve">n. r.</w:t>
+            </w:r>
+          </w:p>
+        </w:tc>
+        <w:tc>
+          <w:tcPr>
+            <w:tcW w:type="dxa" w:w="998"/>
+            <w:shd w:fill="FFFFFF" w:color="auto" w:val="clear"/>
+            <w:tcMar>
+              <w:top w:type="dxa" w:w="70"/>
+              <w:left w:type="dxa" w:w="110"/>
+              <w:bottom w:type="dxa" w:w="70"/>
+              <w:right w:type="dxa" w:w="110"/>
+            </w:tcMar>
+          </w:tcPr>
+          <w:p>
+            <w:pPr>
+              <w:spacing w:after="0" w:line="240"/>
+              <w:jc w:val="right"/>
+            </w:pPr>
+            <w:r>
+              <w:rPr>
+                <w:rFonts w:ascii="Cambria" w:cs="Cambria" w:eastAsia="Cambria" w:hAnsi="Cambria"/>
+                <w:sz w:val="17"/>
+                <w:szCs w:val="17"/>
+              </w:rPr>
+              <w:t xml:space="preserve">5,00 s</w:t>
+            </w:r>
+          </w:p>
+        </w:tc>
+        <w:tc>
+          <w:tcPr>
+            <w:tcW w:type="dxa" w:w="907"/>
+            <w:shd w:fill="FFFFFF" w:color="auto" w:val="clear"/>
+            <w:tcMar>
+              <w:top w:type="dxa" w:w="70"/>
+              <w:left w:type="dxa" w:w="110"/>
+              <w:bottom w:type="dxa" w:w="70"/>
+              <w:right w:type="dxa" w:w="110"/>
+            </w:tcMar>
+          </w:tcPr>
+          <w:p>
+            <w:pPr>
+              <w:spacing w:after="0" w:line="240"/>
+              <w:jc w:val="right"/>
+            </w:pPr>
+            <w:r>
+              <w:rPr>
+                <w:rFonts w:ascii="Cambria" w:cs="Cambria" w:eastAsia="Cambria" w:hAnsi="Cambria"/>
+                <w:sz w:val="17"/>
+                <w:szCs w:val="17"/>
+              </w:rPr>
+              <w:t xml:space="preserve">3,00 ms</w:t>
+            </w:r>
+          </w:p>
+        </w:tc>
+        <w:tc>
+          <w:tcPr>
+            <w:tcW w:type="dxa" w:w="907"/>
+            <w:shd w:fill="FFFFFF" w:color="auto" w:val="clear"/>
+            <w:tcMar>
+              <w:top w:type="dxa" w:w="70"/>
+              <w:left w:type="dxa" w:w="110"/>
+              <w:bottom w:type="dxa" w:w="70"/>
+              <w:right w:type="dxa" w:w="110"/>
+            </w:tcMar>
+          </w:tcPr>
+          <w:p>
+            <w:pPr>
+              <w:spacing w:after="0" w:line="240"/>
+              <w:jc w:val="right"/>
+            </w:pPr>
+            <w:r>
+              <w:rPr>
+                <w:rFonts w:ascii="Cambria" w:cs="Cambria" w:eastAsia="Cambria" w:hAnsi="Cambria"/>
+                <w:sz w:val="17"/>
+                <w:szCs w:val="17"/>
+              </w:rPr>
+              <w:t xml:space="preserve">1 Ko</w:t>
+            </w:r>
+          </w:p>
+        </w:tc>
+        <w:tc>
+          <w:tcPr>
+            <w:tcW w:type="dxa" w:w="1178"/>
+            <w:shd w:fill="FFFFFF" w:color="auto" w:val="clear"/>
+            <w:tcMar>
+              <w:top w:type="dxa" w:w="70"/>
+              <w:left w:type="dxa" w:w="110"/>
+              <w:bottom w:type="dxa" w:w="70"/>
+              <w:right w:type="dxa" w:w="110"/>
+            </w:tcMar>
+          </w:tcPr>
+          <w:p>
+            <w:pPr>
+              <w:spacing w:after="0" w:line="240"/>
+              <w:jc w:val="right"/>
+            </w:pPr>
+            <w:r>
+              <w:rPr>
+                <w:rFonts w:ascii="Cambria" w:cs="Cambria" w:eastAsia="Cambria" w:hAnsi="Cambria"/>
+                <w:sz w:val="17"/>
+                <w:szCs w:val="17"/>
+              </w:rPr>
+              <w:t xml:space="preserve">210 000</w:t>
+            </w:r>
+          </w:p>
+        </w:tc>
+      </w:tr>
+      <w:tr>
+        <w:tc>
+          <w:tcPr>
+            <w:tcW w:type="dxa" w:w="1361"/>
+            <w:shd w:fill="FFFFFF" w:color="auto" w:val="clear"/>
+            <w:tcMar>
+              <w:top w:type="dxa" w:w="70"/>
+              <w:left w:type="dxa" w:w="110"/>
+              <w:bottom w:type="dxa" w:w="70"/>
+              <w:right w:type="dxa" w:w="110"/>
+            </w:tcMar>
+          </w:tcPr>
+          <w:p>
+            <w:pPr>
+              <w:spacing w:after="0" w:line="240"/>
+              <w:jc w:val="left"/>
             </w:pPr>
             <w:r>
               <w:rPr>
@@ -8380,25 +9312,25 @@
                 <w:sz w:val="17"/>
                 <w:szCs w:val="17"/>
               </w:rPr>
-              <w:t xml:space="preserve">Vérif.</w:t>
-            </w:r>
-          </w:p>
-        </w:tc>
-        <w:tc>
-          <w:tcPr>
-            <w:tcW w:type="dxa" w:w="907"/>
-            <w:shd w:fill="E8EDF3" w:color="auto" w:val="clear"/>
-            <w:tcMar>
-              <w:top w:type="dxa" w:w="70"/>
-              <w:left w:type="dxa" w:w="110"/>
-              <w:bottom w:type="dxa" w:w="70"/>
-              <w:right w:type="dxa" w:w="110"/>
-            </w:tcMar>
-          </w:tcPr>
-          <w:p>
-            <w:pPr>
-              <w:spacing w:after="0" w:line="240"/>
-              <w:jc w:val="right"/>
+              <w:t xml:space="preserve">ZK-OAuthChain</w:t>
+            </w:r>
+          </w:p>
+        </w:tc>
+        <w:tc>
+          <w:tcPr>
+            <w:tcW w:type="dxa" w:w="1451"/>
+            <w:shd w:fill="FFFFFF" w:color="auto" w:val="clear"/>
+            <w:tcMar>
+              <w:top w:type="dxa" w:w="70"/>
+              <w:left w:type="dxa" w:w="110"/>
+              <w:bottom w:type="dxa" w:w="70"/>
+              <w:right w:type="dxa" w:w="110"/>
+            </w:tcMar>
+          </w:tcPr>
+          <w:p>
+            <w:pPr>
+              <w:spacing w:after="0" w:line="240"/>
+              <w:jc w:val="left"/>
             </w:pPr>
             <w:r>
               <w:rPr>
@@ -8408,25 +9340,25 @@
                 <w:sz w:val="17"/>
                 <w:szCs w:val="17"/>
               </w:rPr>
-              <w:t xml:space="preserve">Taille</w:t>
-            </w:r>
-          </w:p>
-        </w:tc>
-        <w:tc>
-          <w:tcPr>
-            <w:tcW w:type="dxa" w:w="1087"/>
-            <w:shd w:fill="E8EDF3" w:color="auto" w:val="clear"/>
-            <w:tcMar>
-              <w:top w:type="dxa" w:w="70"/>
-              <w:left w:type="dxa" w:w="110"/>
-              <w:bottom w:type="dxa" w:w="70"/>
-              <w:right w:type="dxa" w:w="110"/>
-            </w:tcMar>
-          </w:tcPr>
-          <w:p>
-            <w:pPr>
-              <w:spacing w:after="0" w:line="240"/>
-              <w:jc w:val="right"/>
+              <w:t xml:space="preserve">Groth16 — setup par circuit</w:t>
+            </w:r>
+          </w:p>
+        </w:tc>
+        <w:tc>
+          <w:tcPr>
+            <w:tcW w:type="dxa" w:w="1361"/>
+            <w:shd w:fill="FFFFFF" w:color="auto" w:val="clear"/>
+            <w:tcMar>
+              <w:top w:type="dxa" w:w="70"/>
+              <w:left w:type="dxa" w:w="110"/>
+              <w:bottom w:type="dxa" w:w="70"/>
+              <w:right w:type="dxa" w:w="110"/>
+            </w:tcMar>
+          </w:tcPr>
+          <w:p>
+            <w:pPr>
+              <w:spacing w:after="0" w:line="240"/>
+              <w:jc w:val="left"/>
             </w:pPr>
             <w:r>
               <w:rPr>
@@ -8436,93 +9368,13 @@
                 <w:sz w:val="17"/>
                 <w:szCs w:val="17"/>
               </w:rPr>
-              <w:t xml:space="preserve">Gas vérif.</w:t>
-            </w:r>
-          </w:p>
-        </w:tc>
-      </w:tr>
-      <w:tr>
-        <w:tc>
-          <w:tcPr>
-            <w:tcW w:type="dxa" w:w="1542"/>
-            <w:shd w:fill="FFFFFF" w:color="auto" w:val="clear"/>
-            <w:tcMar>
-              <w:top w:type="dxa" w:w="70"/>
-              <w:left w:type="dxa" w:w="110"/>
-              <w:bottom w:type="dxa" w:w="70"/>
-              <w:right w:type="dxa" w:w="110"/>
-            </w:tcMar>
-          </w:tcPr>
-          <w:p>
-            <w:pPr>
-              <w:spacing w:after="0" w:line="240"/>
-              <w:jc w:val="left"/>
-            </w:pPr>
-            <w:r>
-              <w:rPr>
-                <w:rFonts w:ascii="Cambria" w:cs="Cambria" w:eastAsia="Cambria" w:hAnsi="Cambria"/>
-                <w:sz w:val="17"/>
-                <w:szCs w:val="17"/>
-              </w:rPr>
-              <w:t xml:space="preserve">zkAt (Groth16)</w:t>
-            </w:r>
-          </w:p>
-        </w:tc>
-        <w:tc>
-          <w:tcPr>
-            <w:tcW w:type="dxa" w:w="998"/>
-            <w:shd w:fill="FFFFFF" w:color="auto" w:val="clear"/>
-            <w:tcMar>
-              <w:top w:type="dxa" w:w="70"/>
-              <w:left w:type="dxa" w:w="110"/>
-              <w:bottom w:type="dxa" w:w="70"/>
-              <w:right w:type="dxa" w:w="110"/>
-            </w:tcMar>
-          </w:tcPr>
-          <w:p>
-            <w:pPr>
-              <w:spacing w:after="0" w:line="240"/>
-              <w:jc w:val="left"/>
-            </w:pPr>
-            <w:r>
-              <w:rPr>
-                <w:rFonts w:ascii="Cambria" w:cs="Cambria" w:eastAsia="Cambria" w:hAnsi="Cambria"/>
-                <w:sz w:val="17"/>
-                <w:szCs w:val="17"/>
-              </w:rPr>
-              <w:t xml:space="preserve">Groth16</w:t>
-            </w:r>
-          </w:p>
-        </w:tc>
-        <w:tc>
-          <w:tcPr>
-            <w:tcW w:type="dxa" w:w="1542"/>
-            <w:shd w:fill="FFFFFF" w:color="auto" w:val="clear"/>
-            <w:tcMar>
-              <w:top w:type="dxa" w:w="70"/>
-              <w:left w:type="dxa" w:w="110"/>
-              <w:bottom w:type="dxa" w:w="70"/>
-              <w:right w:type="dxa" w:w="110"/>
-            </w:tcMar>
-          </w:tcPr>
-          <w:p>
-            <w:pPr>
-              <w:spacing w:after="0" w:line="240"/>
-              <w:jc w:val="left"/>
-            </w:pPr>
-            <w:r>
-              <w:rPr>
-                <w:rFonts w:ascii="Cambria" w:cs="Cambria" w:eastAsia="Cambria" w:hAnsi="Cambria"/>
-                <w:sz w:val="17"/>
-                <w:szCs w:val="17"/>
-              </w:rPr>
-              <w:t xml:space="preserve">Go / gnark (natif)</w:t>
-            </w:r>
-          </w:p>
-        </w:tc>
-        <w:tc>
-          <w:tcPr>
-            <w:tcW w:type="dxa" w:w="998"/>
+              <w:t xml:space="preserve">JS / snarkjs (WASM)</w:t>
+            </w:r>
+          </w:p>
+        </w:tc>
+        <w:tc>
+          <w:tcPr>
+            <w:tcW w:type="dxa" w:w="907"/>
             <w:shd w:fill="FFFFFF" w:color="auto" w:val="clear"/>
             <w:tcMar>
               <w:top w:type="dxa" w:w="70"/>
@@ -8535,768 +9387,6 @@
             <w:pPr>
               <w:spacing w:after="0" w:line="240"/>
               <w:jc w:val="right"/>
-            </w:pPr>
-            <w:r>
-              <w:rPr>
-                <w:rFonts w:ascii="Cambria" w:cs="Cambria" w:eastAsia="Cambria" w:hAnsi="Cambria"/>
-                <w:sz w:val="17"/>
-                <w:szCs w:val="17"/>
-              </w:rPr>
-              <w:t xml:space="preserve">24 564</w:t>
-            </w:r>
-          </w:p>
-        </w:tc>
-        <w:tc>
-          <w:tcPr>
-            <w:tcW w:type="dxa" w:w="998"/>
-            <w:shd w:fill="FFFFFF" w:color="auto" w:val="clear"/>
-            <w:tcMar>
-              <w:top w:type="dxa" w:w="70"/>
-              <w:left w:type="dxa" w:w="110"/>
-              <w:bottom w:type="dxa" w:w="70"/>
-              <w:right w:type="dxa" w:w="110"/>
-            </w:tcMar>
-          </w:tcPr>
-          <w:p>
-            <w:pPr>
-              <w:spacing w:after="0" w:line="240"/>
-              <w:jc w:val="right"/>
-            </w:pPr>
-            <w:r>
-              <w:rPr>
-                <w:rFonts w:ascii="Cambria" w:cs="Cambria" w:eastAsia="Cambria" w:hAnsi="Cambria"/>
-                <w:sz w:val="17"/>
-                <w:szCs w:val="17"/>
-              </w:rPr>
-              <w:t xml:space="preserve">50,97 ms</w:t>
-            </w:r>
-          </w:p>
-        </w:tc>
-        <w:tc>
-          <w:tcPr>
-            <w:tcW w:type="dxa" w:w="998"/>
-            <w:shd w:fill="FFFFFF" w:color="auto" w:val="clear"/>
-            <w:tcMar>
-              <w:top w:type="dxa" w:w="70"/>
-              <w:left w:type="dxa" w:w="110"/>
-              <w:bottom w:type="dxa" w:w="70"/>
-              <w:right w:type="dxa" w:w="110"/>
-            </w:tcMar>
-          </w:tcPr>
-          <w:p>
-            <w:pPr>
-              <w:spacing w:after="0" w:line="240"/>
-              <w:jc w:val="right"/>
-            </w:pPr>
-            <w:r>
-              <w:rPr>
-                <w:rFonts w:ascii="Cambria" w:cs="Cambria" w:eastAsia="Cambria" w:hAnsi="Cambria"/>
-                <w:sz w:val="17"/>
-                <w:szCs w:val="17"/>
-              </w:rPr>
-              <w:t xml:space="preserve">0,89 ms</w:t>
-            </w:r>
-          </w:p>
-        </w:tc>
-        <w:tc>
-          <w:tcPr>
-            <w:tcW w:type="dxa" w:w="907"/>
-            <w:shd w:fill="FFFFFF" w:color="auto" w:val="clear"/>
-            <w:tcMar>
-              <w:top w:type="dxa" w:w="70"/>
-              <w:left w:type="dxa" w:w="110"/>
-              <w:bottom w:type="dxa" w:w="70"/>
-              <w:right w:type="dxa" w:w="110"/>
-            </w:tcMar>
-          </w:tcPr>
-          <w:p>
-            <w:pPr>
-              <w:spacing w:after="0" w:line="240"/>
-              <w:jc w:val="right"/>
-            </w:pPr>
-            <w:r>
-              <w:rPr>
-                <w:rFonts w:ascii="Cambria" w:cs="Cambria" w:eastAsia="Cambria" w:hAnsi="Cambria"/>
-                <w:sz w:val="17"/>
-                <w:szCs w:val="17"/>
-              </w:rPr>
-              <w:t xml:space="preserve">256 o*</w:t>
-            </w:r>
-          </w:p>
-        </w:tc>
-        <w:tc>
-          <w:tcPr>
-            <w:tcW w:type="dxa" w:w="1087"/>
-            <w:shd w:fill="FFFFFF" w:color="auto" w:val="clear"/>
-            <w:tcMar>
-              <w:top w:type="dxa" w:w="70"/>
-              <w:left w:type="dxa" w:w="110"/>
-              <w:bottom w:type="dxa" w:w="70"/>
-              <w:right w:type="dxa" w:w="110"/>
-            </w:tcMar>
-          </w:tcPr>
-          <w:p>
-            <w:pPr>
-              <w:spacing w:after="0" w:line="240"/>
-              <w:jc w:val="right"/>
-            </w:pPr>
-            <w:r>
-              <w:rPr>
-                <w:rFonts w:ascii="Cambria" w:cs="Cambria" w:eastAsia="Cambria" w:hAnsi="Cambria"/>
-                <w:sz w:val="17"/>
-                <w:szCs w:val="17"/>
-              </w:rPr>
-              <w:t xml:space="preserve">n. r.</w:t>
-            </w:r>
-          </w:p>
-        </w:tc>
-      </w:tr>
-      <w:tr>
-        <w:tc>
-          <w:tcPr>
-            <w:tcW w:type="dxa" w:w="1542"/>
-            <w:shd w:fill="FFFFFF" w:color="auto" w:val="clear"/>
-            <w:tcMar>
-              <w:top w:type="dxa" w:w="70"/>
-              <w:left w:type="dxa" w:w="110"/>
-              <w:bottom w:type="dxa" w:w="70"/>
-              <w:right w:type="dxa" w:w="110"/>
-            </w:tcMar>
-          </w:tcPr>
-          <w:p>
-            <w:pPr>
-              <w:spacing w:after="0" w:line="240"/>
-              <w:jc w:val="left"/>
-            </w:pPr>
-            <w:r>
-              <w:rPr>
-                <w:rFonts w:ascii="Cambria" w:cs="Cambria" w:eastAsia="Cambria" w:hAnsi="Cambria"/>
-                <w:sz w:val="17"/>
-                <w:szCs w:val="17"/>
-              </w:rPr>
-              <w:t xml:space="preserve">ZK-ACE (Groth16)</w:t>
-            </w:r>
-          </w:p>
-        </w:tc>
-        <w:tc>
-          <w:tcPr>
-            <w:tcW w:type="dxa" w:w="998"/>
-            <w:shd w:fill="FFFFFF" w:color="auto" w:val="clear"/>
-            <w:tcMar>
-              <w:top w:type="dxa" w:w="70"/>
-              <w:left w:type="dxa" w:w="110"/>
-              <w:bottom w:type="dxa" w:w="70"/>
-              <w:right w:type="dxa" w:w="110"/>
-            </w:tcMar>
-          </w:tcPr>
-          <w:p>
-            <w:pPr>
-              <w:spacing w:after="0" w:line="240"/>
-              <w:jc w:val="left"/>
-            </w:pPr>
-            <w:r>
-              <w:rPr>
-                <w:rFonts w:ascii="Cambria" w:cs="Cambria" w:eastAsia="Cambria" w:hAnsi="Cambria"/>
-                <w:sz w:val="17"/>
-                <w:szCs w:val="17"/>
-              </w:rPr>
-              <w:t xml:space="preserve">Groth16</w:t>
-            </w:r>
-          </w:p>
-        </w:tc>
-        <w:tc>
-          <w:tcPr>
-            <w:tcW w:type="dxa" w:w="1542"/>
-            <w:shd w:fill="FFFFFF" w:color="auto" w:val="clear"/>
-            <w:tcMar>
-              <w:top w:type="dxa" w:w="70"/>
-              <w:left w:type="dxa" w:w="110"/>
-              <w:bottom w:type="dxa" w:w="70"/>
-              <w:right w:type="dxa" w:w="110"/>
-            </w:tcMar>
-          </w:tcPr>
-          <w:p>
-            <w:pPr>
-              <w:spacing w:after="0" w:line="240"/>
-              <w:jc w:val="left"/>
-            </w:pPr>
-            <w:r>
-              <w:rPr>
-                <w:rFonts w:ascii="Cambria" w:cs="Cambria" w:eastAsia="Cambria" w:hAnsi="Cambria"/>
-                <w:sz w:val="17"/>
-                <w:szCs w:val="17"/>
-              </w:rPr>
-              <w:t xml:space="preserve">Rust / arkworks (natif, mono-fil)</w:t>
-            </w:r>
-          </w:p>
-        </w:tc>
-        <w:tc>
-          <w:tcPr>
-            <w:tcW w:type="dxa" w:w="998"/>
-            <w:shd w:fill="FFFFFF" w:color="auto" w:val="clear"/>
-            <w:tcMar>
-              <w:top w:type="dxa" w:w="70"/>
-              <w:left w:type="dxa" w:w="110"/>
-              <w:bottom w:type="dxa" w:w="70"/>
-              <w:right w:type="dxa" w:w="110"/>
-            </w:tcMar>
-          </w:tcPr>
-          <w:p>
-            <w:pPr>
-              <w:spacing w:after="0" w:line="240"/>
-              <w:jc w:val="right"/>
-            </w:pPr>
-            <w:r>
-              <w:rPr>
-                <w:rFonts w:ascii="Cambria" w:cs="Cambria" w:eastAsia="Cambria" w:hAnsi="Cambria"/>
-                <w:sz w:val="17"/>
-                <w:szCs w:val="17"/>
-              </w:rPr>
-              <w:t xml:space="preserve">4 024</w:t>
-            </w:r>
-          </w:p>
-        </w:tc>
-        <w:tc>
-          <w:tcPr>
-            <w:tcW w:type="dxa" w:w="998"/>
-            <w:shd w:fill="FFFFFF" w:color="auto" w:val="clear"/>
-            <w:tcMar>
-              <w:top w:type="dxa" w:w="70"/>
-              <w:left w:type="dxa" w:w="110"/>
-              <w:bottom w:type="dxa" w:w="70"/>
-              <w:right w:type="dxa" w:w="110"/>
-            </w:tcMar>
-          </w:tcPr>
-          <w:p>
-            <w:pPr>
-              <w:spacing w:after="0" w:line="240"/>
-              <w:jc w:val="right"/>
-            </w:pPr>
-            <w:r>
-              <w:rPr>
-                <w:rFonts w:ascii="Cambria" w:cs="Cambria" w:eastAsia="Cambria" w:hAnsi="Cambria"/>
-                <w:sz w:val="17"/>
-                <w:szCs w:val="17"/>
-              </w:rPr>
-              <w:t xml:space="preserve">63,00 ms</w:t>
-            </w:r>
-          </w:p>
-        </w:tc>
-        <w:tc>
-          <w:tcPr>
-            <w:tcW w:type="dxa" w:w="998"/>
-            <w:shd w:fill="FFFFFF" w:color="auto" w:val="clear"/>
-            <w:tcMar>
-              <w:top w:type="dxa" w:w="70"/>
-              <w:left w:type="dxa" w:w="110"/>
-              <w:bottom w:type="dxa" w:w="70"/>
-              <w:right w:type="dxa" w:w="110"/>
-            </w:tcMar>
-          </w:tcPr>
-          <w:p>
-            <w:pPr>
-              <w:spacing w:after="0" w:line="240"/>
-              <w:jc w:val="right"/>
-            </w:pPr>
-            <w:r>
-              <w:rPr>
-                <w:rFonts w:ascii="Cambria" w:cs="Cambria" w:eastAsia="Cambria" w:hAnsi="Cambria"/>
-                <w:sz w:val="17"/>
-                <w:szCs w:val="17"/>
-              </w:rPr>
-              <w:t xml:space="preserve">0,65 ms</w:t>
-            </w:r>
-          </w:p>
-        </w:tc>
-        <w:tc>
-          <w:tcPr>
-            <w:tcW w:type="dxa" w:w="907"/>
-            <w:shd w:fill="FFFFFF" w:color="auto" w:val="clear"/>
-            <w:tcMar>
-              <w:top w:type="dxa" w:w="70"/>
-              <w:left w:type="dxa" w:w="110"/>
-              <w:bottom w:type="dxa" w:w="70"/>
-              <w:right w:type="dxa" w:w="110"/>
-            </w:tcMar>
-          </w:tcPr>
-          <w:p>
-            <w:pPr>
-              <w:spacing w:after="0" w:line="240"/>
-              <w:jc w:val="right"/>
-            </w:pPr>
-            <w:r>
-              <w:rPr>
-                <w:rFonts w:ascii="Cambria" w:cs="Cambria" w:eastAsia="Cambria" w:hAnsi="Cambria"/>
-                <w:sz w:val="17"/>
-                <w:szCs w:val="17"/>
-              </w:rPr>
-              <w:t xml:space="preserve">256 o*</w:t>
-            </w:r>
-          </w:p>
-        </w:tc>
-        <w:tc>
-          <w:tcPr>
-            <w:tcW w:type="dxa" w:w="1087"/>
-            <w:shd w:fill="FFFFFF" w:color="auto" w:val="clear"/>
-            <w:tcMar>
-              <w:top w:type="dxa" w:w="70"/>
-              <w:left w:type="dxa" w:w="110"/>
-              <w:bottom w:type="dxa" w:w="70"/>
-              <w:right w:type="dxa" w:w="110"/>
-            </w:tcMar>
-          </w:tcPr>
-          <w:p>
-            <w:pPr>
-              <w:spacing w:after="0" w:line="240"/>
-              <w:jc w:val="right"/>
-            </w:pPr>
-            <w:r>
-              <w:rPr>
-                <w:rFonts w:ascii="Cambria" w:cs="Cambria" w:eastAsia="Cambria" w:hAnsi="Cambria"/>
-                <w:sz w:val="17"/>
-                <w:szCs w:val="17"/>
-              </w:rPr>
-              <w:t xml:space="preserve">n. r.</w:t>
-            </w:r>
-          </w:p>
-        </w:tc>
-      </w:tr>
-      <w:tr>
-        <w:tc>
-          <w:tcPr>
-            <w:tcW w:type="dxa" w:w="1542"/>
-            <w:shd w:fill="FFFFFF" w:color="auto" w:val="clear"/>
-            <w:tcMar>
-              <w:top w:type="dxa" w:w="70"/>
-              <w:left w:type="dxa" w:w="110"/>
-              <w:bottom w:type="dxa" w:w="70"/>
-              <w:right w:type="dxa" w:w="110"/>
-            </w:tcMar>
-          </w:tcPr>
-          <w:p>
-            <w:pPr>
-              <w:spacing w:after="0" w:line="240"/>
-              <w:jc w:val="left"/>
-            </w:pPr>
-            <w:r>
-              <w:rPr>
-                <w:rFonts w:ascii="Cambria" w:cs="Cambria" w:eastAsia="Cambria" w:hAnsi="Cambria"/>
-                <w:sz w:val="17"/>
-                <w:szCs w:val="17"/>
-              </w:rPr>
-              <w:t xml:space="preserve">Cadre DID/VC (zk-STARK)</w:t>
-            </w:r>
-          </w:p>
-        </w:tc>
-        <w:tc>
-          <w:tcPr>
-            <w:tcW w:type="dxa" w:w="998"/>
-            <w:shd w:fill="FFFFFF" w:color="auto" w:val="clear"/>
-            <w:tcMar>
-              <w:top w:type="dxa" w:w="70"/>
-              <w:left w:type="dxa" w:w="110"/>
-              <w:bottom w:type="dxa" w:w="70"/>
-              <w:right w:type="dxa" w:w="110"/>
-            </w:tcMar>
-          </w:tcPr>
-          <w:p>
-            <w:pPr>
-              <w:spacing w:after="0" w:line="240"/>
-              <w:jc w:val="left"/>
-            </w:pPr>
-            <w:r>
-              <w:rPr>
-                <w:rFonts w:ascii="Cambria" w:cs="Cambria" w:eastAsia="Cambria" w:hAnsi="Cambria"/>
-                <w:sz w:val="17"/>
-                <w:szCs w:val="17"/>
-              </w:rPr>
-              <w:t xml:space="preserve">zk-STARK (sans setup de confiance)</w:t>
-            </w:r>
-          </w:p>
-        </w:tc>
-        <w:tc>
-          <w:tcPr>
-            <w:tcW w:type="dxa" w:w="1542"/>
-            <w:shd w:fill="FFFFFF" w:color="auto" w:val="clear"/>
-            <w:tcMar>
-              <w:top w:type="dxa" w:w="70"/>
-              <w:left w:type="dxa" w:w="110"/>
-              <w:bottom w:type="dxa" w:w="70"/>
-              <w:right w:type="dxa" w:w="110"/>
-            </w:tcMar>
-          </w:tcPr>
-          <w:p>
-            <w:pPr>
-              <w:spacing w:after="0" w:line="240"/>
-              <w:jc w:val="left"/>
-            </w:pPr>
-            <w:r>
-              <w:rPr>
-                <w:rFonts w:ascii="Cambria" w:cs="Cambria" w:eastAsia="Cambria" w:hAnsi="Cambria"/>
-                <w:sz w:val="17"/>
-                <w:szCs w:val="17"/>
-              </w:rPr>
-              <w:t xml:space="preserve">Cairo / chaine StarkWare</w:t>
-            </w:r>
-          </w:p>
-        </w:tc>
-        <w:tc>
-          <w:tcPr>
-            <w:tcW w:type="dxa" w:w="998"/>
-            <w:shd w:fill="FFFFFF" w:color="auto" w:val="clear"/>
-            <w:tcMar>
-              <w:top w:type="dxa" w:w="70"/>
-              <w:left w:type="dxa" w:w="110"/>
-              <w:bottom w:type="dxa" w:w="70"/>
-              <w:right w:type="dxa" w:w="110"/>
-            </w:tcMar>
-          </w:tcPr>
-          <w:p>
-            <w:pPr>
-              <w:spacing w:after="0" w:line="240"/>
-              <w:jc w:val="right"/>
-            </w:pPr>
-            <w:r>
-              <w:rPr>
-                <w:rFonts w:ascii="Cambria" w:cs="Cambria" w:eastAsia="Cambria" w:hAnsi="Cambria"/>
-                <w:sz w:val="17"/>
-                <w:szCs w:val="17"/>
-              </w:rPr>
-              <w:t xml:space="preserve">n. r.</w:t>
-            </w:r>
-          </w:p>
-        </w:tc>
-        <w:tc>
-          <w:tcPr>
-            <w:tcW w:type="dxa" w:w="998"/>
-            <w:shd w:fill="FFFFFF" w:color="auto" w:val="clear"/>
-            <w:tcMar>
-              <w:top w:type="dxa" w:w="70"/>
-              <w:left w:type="dxa" w:w="110"/>
-              <w:bottom w:type="dxa" w:w="70"/>
-              <w:right w:type="dxa" w:w="110"/>
-            </w:tcMar>
-          </w:tcPr>
-          <w:p>
-            <w:pPr>
-              <w:spacing w:after="0" w:line="240"/>
-              <w:jc w:val="right"/>
-            </w:pPr>
-            <w:r>
-              <w:rPr>
-                <w:rFonts w:ascii="Cambria" w:cs="Cambria" w:eastAsia="Cambria" w:hAnsi="Cambria"/>
-                <w:sz w:val="17"/>
-                <w:szCs w:val="17"/>
-              </w:rPr>
-              <w:t xml:space="preserve">3,50 s</w:t>
-            </w:r>
-          </w:p>
-        </w:tc>
-        <w:tc>
-          <w:tcPr>
-            <w:tcW w:type="dxa" w:w="998"/>
-            <w:shd w:fill="FFFFFF" w:color="auto" w:val="clear"/>
-            <w:tcMar>
-              <w:top w:type="dxa" w:w="70"/>
-              <w:left w:type="dxa" w:w="110"/>
-              <w:bottom w:type="dxa" w:w="70"/>
-              <w:right w:type="dxa" w:w="110"/>
-            </w:tcMar>
-          </w:tcPr>
-          <w:p>
-            <w:pPr>
-              <w:spacing w:after="0" w:line="240"/>
-              <w:jc w:val="right"/>
-            </w:pPr>
-            <w:r>
-              <w:rPr>
-                <w:rFonts w:ascii="Cambria" w:cs="Cambria" w:eastAsia="Cambria" w:hAnsi="Cambria"/>
-                <w:sz w:val="17"/>
-                <w:szCs w:val="17"/>
-              </w:rPr>
-              <w:t xml:space="preserve">5,00 ms</w:t>
-            </w:r>
-          </w:p>
-        </w:tc>
-        <w:tc>
-          <w:tcPr>
-            <w:tcW w:type="dxa" w:w="907"/>
-            <w:shd w:fill="FFFFFF" w:color="auto" w:val="clear"/>
-            <w:tcMar>
-              <w:top w:type="dxa" w:w="70"/>
-              <w:left w:type="dxa" w:w="110"/>
-              <w:bottom w:type="dxa" w:w="70"/>
-              <w:right w:type="dxa" w:w="110"/>
-            </w:tcMar>
-          </w:tcPr>
-          <w:p>
-            <w:pPr>
-              <w:spacing w:after="0" w:line="240"/>
-              <w:jc w:val="right"/>
-            </w:pPr>
-            <w:r>
-              <w:rPr>
-                <w:rFonts w:ascii="Cambria" w:cs="Cambria" w:eastAsia="Cambria" w:hAnsi="Cambria"/>
-                <w:sz w:val="17"/>
-                <w:szCs w:val="17"/>
-              </w:rPr>
-              <w:t xml:space="preserve">45 Ko</w:t>
-            </w:r>
-          </w:p>
-        </w:tc>
-        <w:tc>
-          <w:tcPr>
-            <w:tcW w:type="dxa" w:w="1087"/>
-            <w:shd w:fill="FFFFFF" w:color="auto" w:val="clear"/>
-            <w:tcMar>
-              <w:top w:type="dxa" w:w="70"/>
-              <w:left w:type="dxa" w:w="110"/>
-              <w:bottom w:type="dxa" w:w="70"/>
-              <w:right w:type="dxa" w:w="110"/>
-            </w:tcMar>
-          </w:tcPr>
-          <w:p>
-            <w:pPr>
-              <w:spacing w:after="0" w:line="240"/>
-              <w:jc w:val="right"/>
-            </w:pPr>
-            <w:r>
-              <w:rPr>
-                <w:rFonts w:ascii="Cambria" w:cs="Cambria" w:eastAsia="Cambria" w:hAnsi="Cambria"/>
-                <w:sz w:val="17"/>
-                <w:szCs w:val="17"/>
-              </w:rPr>
-              <w:t xml:space="preserve">280 000</w:t>
-            </w:r>
-          </w:p>
-        </w:tc>
-      </w:tr>
-      <w:tr>
-        <w:tc>
-          <w:tcPr>
-            <w:tcW w:type="dxa" w:w="1542"/>
-            <w:shd w:fill="FFFFFF" w:color="auto" w:val="clear"/>
-            <w:tcMar>
-              <w:top w:type="dxa" w:w="70"/>
-              <w:left w:type="dxa" w:w="110"/>
-              <w:bottom w:type="dxa" w:w="70"/>
-              <w:right w:type="dxa" w:w="110"/>
-            </w:tcMar>
-          </w:tcPr>
-          <w:p>
-            <w:pPr>
-              <w:spacing w:after="0" w:line="240"/>
-              <w:jc w:val="left"/>
-            </w:pPr>
-            <w:r>
-              <w:rPr>
-                <w:rFonts w:ascii="Cambria" w:cs="Cambria" w:eastAsia="Cambria" w:hAnsi="Cambria"/>
-                <w:sz w:val="17"/>
-                <w:szCs w:val="17"/>
-              </w:rPr>
-              <w:t xml:space="preserve">LinkDID (zk-SNARK)</w:t>
-            </w:r>
-          </w:p>
-        </w:tc>
-        <w:tc>
-          <w:tcPr>
-            <w:tcW w:type="dxa" w:w="998"/>
-            <w:shd w:fill="FFFFFF" w:color="auto" w:val="clear"/>
-            <w:tcMar>
-              <w:top w:type="dxa" w:w="70"/>
-              <w:left w:type="dxa" w:w="110"/>
-              <w:bottom w:type="dxa" w:w="70"/>
-              <w:right w:type="dxa" w:w="110"/>
-            </w:tcMar>
-          </w:tcPr>
-          <w:p>
-            <w:pPr>
-              <w:spacing w:after="0" w:line="240"/>
-              <w:jc w:val="left"/>
-            </w:pPr>
-            <w:r>
-              <w:rPr>
-                <w:rFonts w:ascii="Cambria" w:cs="Cambria" w:eastAsia="Cambria" w:hAnsi="Cambria"/>
-                <w:sz w:val="17"/>
-                <w:szCs w:val="17"/>
-              </w:rPr>
-              <w:t xml:space="preserve">zk-SNARK</w:t>
-            </w:r>
-          </w:p>
-        </w:tc>
-        <w:tc>
-          <w:tcPr>
-            <w:tcW w:type="dxa" w:w="1542"/>
-            <w:shd w:fill="FFFFFF" w:color="auto" w:val="clear"/>
-            <w:tcMar>
-              <w:top w:type="dxa" w:w="70"/>
-              <w:left w:type="dxa" w:w="110"/>
-              <w:bottom w:type="dxa" w:w="70"/>
-              <w:right w:type="dxa" w:w="110"/>
-            </w:tcMar>
-          </w:tcPr>
-          <w:p>
-            <w:pPr>
-              <w:spacing w:after="0" w:line="240"/>
-              <w:jc w:val="left"/>
-            </w:pPr>
-            <w:r>
-              <w:rPr>
-                <w:rFonts w:ascii="Cambria" w:cs="Cambria" w:eastAsia="Cambria" w:hAnsi="Cambria"/>
-                <w:sz w:val="17"/>
-                <w:szCs w:val="17"/>
-              </w:rPr>
-              <w:t xml:space="preserve">non precise</w:t>
-            </w:r>
-          </w:p>
-        </w:tc>
-        <w:tc>
-          <w:tcPr>
-            <w:tcW w:type="dxa" w:w="998"/>
-            <w:shd w:fill="FFFFFF" w:color="auto" w:val="clear"/>
-            <w:tcMar>
-              <w:top w:type="dxa" w:w="70"/>
-              <w:left w:type="dxa" w:w="110"/>
-              <w:bottom w:type="dxa" w:w="70"/>
-              <w:right w:type="dxa" w:w="110"/>
-            </w:tcMar>
-          </w:tcPr>
-          <w:p>
-            <w:pPr>
-              <w:spacing w:after="0" w:line="240"/>
-              <w:jc w:val="right"/>
-            </w:pPr>
-            <w:r>
-              <w:rPr>
-                <w:rFonts w:ascii="Cambria" w:cs="Cambria" w:eastAsia="Cambria" w:hAnsi="Cambria"/>
-                <w:sz w:val="17"/>
-                <w:szCs w:val="17"/>
-              </w:rPr>
-              <w:t xml:space="preserve">n. r.</w:t>
-            </w:r>
-          </w:p>
-        </w:tc>
-        <w:tc>
-          <w:tcPr>
-            <w:tcW w:type="dxa" w:w="998"/>
-            <w:shd w:fill="FFFFFF" w:color="auto" w:val="clear"/>
-            <w:tcMar>
-              <w:top w:type="dxa" w:w="70"/>
-              <w:left w:type="dxa" w:w="110"/>
-              <w:bottom w:type="dxa" w:w="70"/>
-              <w:right w:type="dxa" w:w="110"/>
-            </w:tcMar>
-          </w:tcPr>
-          <w:p>
-            <w:pPr>
-              <w:spacing w:after="0" w:line="240"/>
-              <w:jc w:val="right"/>
-            </w:pPr>
-            <w:r>
-              <w:rPr>
-                <w:rFonts w:ascii="Cambria" w:cs="Cambria" w:eastAsia="Cambria" w:hAnsi="Cambria"/>
-                <w:sz w:val="17"/>
-                <w:szCs w:val="17"/>
-              </w:rPr>
-              <w:t xml:space="preserve">5,00 s</w:t>
-            </w:r>
-          </w:p>
-        </w:tc>
-        <w:tc>
-          <w:tcPr>
-            <w:tcW w:type="dxa" w:w="998"/>
-            <w:shd w:fill="FFFFFF" w:color="auto" w:val="clear"/>
-            <w:tcMar>
-              <w:top w:type="dxa" w:w="70"/>
-              <w:left w:type="dxa" w:w="110"/>
-              <w:bottom w:type="dxa" w:w="70"/>
-              <w:right w:type="dxa" w:w="110"/>
-            </w:tcMar>
-          </w:tcPr>
-          <w:p>
-            <w:pPr>
-              <w:spacing w:after="0" w:line="240"/>
-              <w:jc w:val="right"/>
-            </w:pPr>
-            <w:r>
-              <w:rPr>
-                <w:rFonts w:ascii="Cambria" w:cs="Cambria" w:eastAsia="Cambria" w:hAnsi="Cambria"/>
-                <w:sz w:val="17"/>
-                <w:szCs w:val="17"/>
-              </w:rPr>
-              <w:t xml:space="preserve">3,00 ms</w:t>
-            </w:r>
-          </w:p>
-        </w:tc>
-        <w:tc>
-          <w:tcPr>
-            <w:tcW w:type="dxa" w:w="907"/>
-            <w:shd w:fill="FFFFFF" w:color="auto" w:val="clear"/>
-            <w:tcMar>
-              <w:top w:type="dxa" w:w="70"/>
-              <w:left w:type="dxa" w:w="110"/>
-              <w:bottom w:type="dxa" w:w="70"/>
-              <w:right w:type="dxa" w:w="110"/>
-            </w:tcMar>
-          </w:tcPr>
-          <w:p>
-            <w:pPr>
-              <w:spacing w:after="0" w:line="240"/>
-              <w:jc w:val="right"/>
-            </w:pPr>
-            <w:r>
-              <w:rPr>
-                <w:rFonts w:ascii="Cambria" w:cs="Cambria" w:eastAsia="Cambria" w:hAnsi="Cambria"/>
-                <w:sz w:val="17"/>
-                <w:szCs w:val="17"/>
-              </w:rPr>
-              <w:t xml:space="preserve">1 Ko</w:t>
-            </w:r>
-          </w:p>
-        </w:tc>
-        <w:tc>
-          <w:tcPr>
-            <w:tcW w:type="dxa" w:w="1087"/>
-            <w:shd w:fill="FFFFFF" w:color="auto" w:val="clear"/>
-            <w:tcMar>
-              <w:top w:type="dxa" w:w="70"/>
-              <w:left w:type="dxa" w:w="110"/>
-              <w:bottom w:type="dxa" w:w="70"/>
-              <w:right w:type="dxa" w:w="110"/>
-            </w:tcMar>
-          </w:tcPr>
-          <w:p>
-            <w:pPr>
-              <w:spacing w:after="0" w:line="240"/>
-              <w:jc w:val="right"/>
-            </w:pPr>
-            <w:r>
-              <w:rPr>
-                <w:rFonts w:ascii="Cambria" w:cs="Cambria" w:eastAsia="Cambria" w:hAnsi="Cambria"/>
-                <w:sz w:val="17"/>
-                <w:szCs w:val="17"/>
-              </w:rPr>
-              <w:t xml:space="preserve">210 000</w:t>
-            </w:r>
-          </w:p>
-        </w:tc>
-      </w:tr>
-      <w:tr>
-        <w:tc>
-          <w:tcPr>
-            <w:tcW w:type="dxa" w:w="1542"/>
-            <w:shd w:fill="FFFFFF" w:color="auto" w:val="clear"/>
-            <w:tcMar>
-              <w:top w:type="dxa" w:w="70"/>
-              <w:left w:type="dxa" w:w="110"/>
-              <w:bottom w:type="dxa" w:w="70"/>
-              <w:right w:type="dxa" w:w="110"/>
-            </w:tcMar>
-          </w:tcPr>
-          <w:p>
-            <w:pPr>
-              <w:spacing w:after="0" w:line="240"/>
-              <w:jc w:val="left"/>
             </w:pPr>
             <w:r>
               <w:rPr>
@@ -9306,7 +9396,7 @@
                 <w:sz w:val="17"/>
                 <w:szCs w:val="17"/>
               </w:rPr>
-              <w:t xml:space="preserve">ZK-OAuthChain</w:t>
+              <w:t xml:space="preserve">25 383</w:t>
             </w:r>
           </w:p>
         </w:tc>
@@ -9324,7 +9414,7 @@
           <w:p>
             <w:pPr>
               <w:spacing w:after="0" w:line="240"/>
-              <w:jc w:val="left"/>
+              <w:jc w:val="right"/>
             </w:pPr>
             <w:r>
               <w:rPr>
@@ -9334,25 +9424,25 @@
                 <w:sz w:val="17"/>
                 <w:szCs w:val="17"/>
               </w:rPr>
-              <w:t xml:space="preserve">Groth16</w:t>
-            </w:r>
-          </w:p>
-        </w:tc>
-        <w:tc>
-          <w:tcPr>
-            <w:tcW w:type="dxa" w:w="1542"/>
-            <w:shd w:fill="FFFFFF" w:color="auto" w:val="clear"/>
-            <w:tcMar>
-              <w:top w:type="dxa" w:w="70"/>
-              <w:left w:type="dxa" w:w="110"/>
-              <w:bottom w:type="dxa" w:w="70"/>
-              <w:right w:type="dxa" w:w="110"/>
-            </w:tcMar>
-          </w:tcPr>
-          <w:p>
-            <w:pPr>
-              <w:spacing w:after="0" w:line="240"/>
-              <w:jc w:val="left"/>
+              <w:t xml:space="preserve">1,53 s</w:t>
+            </w:r>
+          </w:p>
+        </w:tc>
+        <w:tc>
+          <w:tcPr>
+            <w:tcW w:type="dxa" w:w="907"/>
+            <w:shd w:fill="FFFFFF" w:color="auto" w:val="clear"/>
+            <w:tcMar>
+              <w:top w:type="dxa" w:w="70"/>
+              <w:left w:type="dxa" w:w="110"/>
+              <w:bottom w:type="dxa" w:w="70"/>
+              <w:right w:type="dxa" w:w="110"/>
+            </w:tcMar>
+          </w:tcPr>
+          <w:p>
+            <w:pPr>
+              <w:spacing w:after="0" w:line="240"/>
+              <w:jc w:val="right"/>
             </w:pPr>
             <w:r>
               <w:rPr>
@@ -9362,13 +9452,13 @@
                 <w:sz w:val="17"/>
                 <w:szCs w:val="17"/>
               </w:rPr>
-              <w:t xml:space="preserve">JS / snarkjs (WASM)</w:t>
-            </w:r>
-          </w:p>
-        </w:tc>
-        <w:tc>
-          <w:tcPr>
-            <w:tcW w:type="dxa" w:w="998"/>
+              <w:t xml:space="preserve">26,96 ms</w:t>
+            </w:r>
+          </w:p>
+        </w:tc>
+        <w:tc>
+          <w:tcPr>
+            <w:tcW w:type="dxa" w:w="907"/>
             <w:shd w:fill="FFFFFF" w:color="auto" w:val="clear"/>
             <w:tcMar>
               <w:top w:type="dxa" w:w="70"/>
@@ -9390,97 +9480,13 @@
                 <w:sz w:val="17"/>
                 <w:szCs w:val="17"/>
               </w:rPr>
-              <w:t xml:space="preserve">25 383</w:t>
-            </w:r>
-          </w:p>
-        </w:tc>
-        <w:tc>
-          <w:tcPr>
-            <w:tcW w:type="dxa" w:w="998"/>
-            <w:shd w:fill="FFFFFF" w:color="auto" w:val="clear"/>
-            <w:tcMar>
-              <w:top w:type="dxa" w:w="70"/>
-              <w:left w:type="dxa" w:w="110"/>
-              <w:bottom w:type="dxa" w:w="70"/>
-              <w:right w:type="dxa" w:w="110"/>
-            </w:tcMar>
-          </w:tcPr>
-          <w:p>
-            <w:pPr>
-              <w:spacing w:after="0" w:line="240"/>
-              <w:jc w:val="right"/>
-            </w:pPr>
-            <w:r>
-              <w:rPr>
-                <w:rFonts w:ascii="Cambria" w:cs="Cambria" w:eastAsia="Cambria" w:hAnsi="Cambria"/>
-                <w:b/>
-                <w:bCs/>
-                <w:sz w:val="17"/>
-                <w:szCs w:val="17"/>
-              </w:rPr>
-              <w:t xml:space="preserve">1,53 s</w:t>
-            </w:r>
-          </w:p>
-        </w:tc>
-        <w:tc>
-          <w:tcPr>
-            <w:tcW w:type="dxa" w:w="998"/>
-            <w:shd w:fill="FFFFFF" w:color="auto" w:val="clear"/>
-            <w:tcMar>
-              <w:top w:type="dxa" w:w="70"/>
-              <w:left w:type="dxa" w:w="110"/>
-              <w:bottom w:type="dxa" w:w="70"/>
-              <w:right w:type="dxa" w:w="110"/>
-            </w:tcMar>
-          </w:tcPr>
-          <w:p>
-            <w:pPr>
-              <w:spacing w:after="0" w:line="240"/>
-              <w:jc w:val="right"/>
-            </w:pPr>
-            <w:r>
-              <w:rPr>
-                <w:rFonts w:ascii="Cambria" w:cs="Cambria" w:eastAsia="Cambria" w:hAnsi="Cambria"/>
-                <w:b/>
-                <w:bCs/>
-                <w:sz w:val="17"/>
-                <w:szCs w:val="17"/>
-              </w:rPr>
-              <w:t xml:space="preserve">26,96 ms</w:t>
-            </w:r>
-          </w:p>
-        </w:tc>
-        <w:tc>
-          <w:tcPr>
-            <w:tcW w:type="dxa" w:w="907"/>
-            <w:shd w:fill="FFFFFF" w:color="auto" w:val="clear"/>
-            <w:tcMar>
-              <w:top w:type="dxa" w:w="70"/>
-              <w:left w:type="dxa" w:w="110"/>
-              <w:bottom w:type="dxa" w:w="70"/>
-              <w:right w:type="dxa" w:w="110"/>
-            </w:tcMar>
-          </w:tcPr>
-          <w:p>
-            <w:pPr>
-              <w:spacing w:after="0" w:line="240"/>
-              <w:jc w:val="right"/>
-            </w:pPr>
-            <w:r>
-              <w:rPr>
-                <w:rFonts w:ascii="Cambria" w:cs="Cambria" w:eastAsia="Cambria" w:hAnsi="Cambria"/>
-                <w:b/>
-                <w:bCs/>
-                <w:sz w:val="17"/>
-                <w:szCs w:val="17"/>
-              </w:rPr>
               <w:t xml:space="preserve">256 o</w:t>
             </w:r>
           </w:p>
         </w:tc>
         <w:tc>
           <w:tcPr>
-            <w:tcW w:type="dxa" w:w="1087"/>
+            <w:tcW w:type="dxa" w:w="1178"/>
             <w:shd w:fill="FFFFFF" w:color="auto" w:val="clear"/>
             <w:tcMar>
               <w:top w:type="dxa" w:w="70"/>
@@ -9570,7 +9576,7 @@
           <w:sz w:val="21"/>
           <w:szCs w:val="21"/>
         </w:rPr>
-        <w:t xml:space="preserve">La vérification d'une preuve coûte ici 238 785 gas, contre 210 000 pour LinkDID (zk-SNARK) et 280 000 pour le cadre zk-STARK de Hui Yuan. L'ancrage des racines coûte 41 321 gas, contre 45 000 pour la mise à jour de l'accumulateur de révocation de ce même cadre. Ces trois systèmes ne calculent pas la même chose, et l'écart entre eux n'est donc pas imputable à une cause unique ; l'ordre de grandeur, lui, est le même. Le coût propre de la liaison de contexte se mesure en revanche sans ambiguïté par comparaison interne : sur une version antérieure du même circuit, dépourvue de liaison et n'exposant que 4 signaux publics, la vérification coûtait 212 256 gas, soit 26 529 gas de moins. C'est le prix explicite de la propriété de sécurité gagnée.</w:t>
+        <w:t xml:space="preserve">La vérification d'une preuve coûte ici 238 785 gas, contre 210 000 pour LinkDID (zk-SNARK) et 280 000 pour le cadre zk-STARK de Hui Yuan (2025) [17]. L'ancrage des racines coûte 41 321 gas, contre 45 000 pour la mise à jour de l'accumulateur de révocation de ce même cadre. Ces trois systèmes ne calculent pas la même chose, et l'écart entre eux n'est donc pas imputable à une cause unique ; l'ordre de grandeur, lui, est le même. Le coût propre de la liaison de contexte se mesure en revanche sans ambiguïté par comparaison interne : sur une version antérieure du même circuit, dépourvue de liaison et n'exposant que 4 signaux publics, la vérification coûtait 212 256 gas, soit 26 529 gas de moins. C'est le prix explicite de la propriété de sécurité gagnée.</w:t>
       </w:r>
     </w:p>
     <w:p>
@@ -9678,7 +9684,7 @@
           <w:sz w:val="24"/>
           <w:szCs w:val="24"/>
         </w:rPr>
-        <w:t xml:space="preserve">8.2. Setup de confiance de Groth16</w:t>
+        <w:t xml:space="preserve">8.2. Setup de confiance et horizon post-quantique</w:t>
       </w:r>
     </w:p>
     <w:p>
@@ -9692,7 +9698,73 @@
           <w:sz w:val="21"/>
           <w:szCs w:val="21"/>
         </w:rPr>
-        <w:t xml:space="preserve">Groth16 exige un setup de confiance propre au circuit. Les miroirs publics de la cérémonie Hermez n'étant plus accessibles au moment de ces travaux, le prototype recourt à une cérémonie locale à contributeur unique, ce qui est acceptable pour une validation de faisabilité mais ne l'est pas en production. Un déploiement réel exige une cérémonie multipartite, ou le passage à un schéma à setup universel tel que PLONK, vers lequel le circuit est directement transposable. Le choix de Groth16 reste néanmoins celui des travaux les plus récents du domaine, ZK-ACE et zkAt inclus.</w:t>
+        <w:t xml:space="preserve">Groth16 exige un setup de confiance propre au circuit. Les miroirs publics de la cérémonie Hermez n'étant plus accessibles au moment de ces travaux, le prototype recourt à une cérémonie locale à contributeur unique, ce qui est acceptable pour une validation de faisabilité mais ne l'est pas en production. Ce choix n'est pas isolé : les travaux les plus récents du domaine, ZK-ACE et zkAt inclus, retiennent également Groth16, pour les mêmes raisons de compacité et de coût de vérification.</w:t>
+      </w:r>
+    </w:p>
+    <w:p>
+      <w:pPr>
+        <w:spacing w:after="120" w:before="0" w:line="276"/>
+        <w:jc w:val="both"/>
+      </w:pPr>
+      <w:r>
+        <w:rPr>
+          <w:rFonts w:ascii="Cambria" w:cs="Cambria" w:eastAsia="Cambria" w:hAnsi="Cambria"/>
+          <w:b/>
+          <w:bCs/>
+          <w:sz w:val="21"/>
+          <w:szCs w:val="21"/>
+        </w:rPr>
+        <w:t xml:space="preserve">Deux objections distinctes, une seule réponse possible. </w:t>
+      </w:r>
+      <w:r>
+        <w:rPr>
+          <w:rFonts w:ascii="Cambria" w:cs="Cambria" w:eastAsia="Cambria" w:hAnsi="Cambria"/>
+          <w:sz w:val="21"/>
+          <w:szCs w:val="21"/>
+        </w:rPr>
+        <w:t xml:space="preserve">La première est le setup de confiance lui-même. La seconde, plus structurante, est que Groth16 repose sur des couplages sur courbe elliptique : il n'est pas résistant à un adversaire quantique. Or, comme la Section 2.5 le relève, les deux cadres récents dont la motivation est explicitement post-quantique — ZK-ACE et le passeport numérique de Radanliev et al. — migrent leurs signatures vers les primitives NIST tout en conservant un système de preuve classique. La propriété post-quantique annoncée au niveau du système s'arrête donc à la couche de preuve. Ce travail partage exactement cette limite, et nous la signalons plutôt que de la laisser implicite.</w:t>
+      </w:r>
+    </w:p>
+    <w:p>
+      <w:pPr>
+        <w:spacing w:after="120" w:before="0" w:line="276"/>
+        <w:jc w:val="both"/>
+      </w:pPr>
+      <w:r>
+        <w:rPr>
+          <w:rFonts w:ascii="Cambria" w:cs="Cambria" w:eastAsia="Cambria" w:hAnsi="Cambria"/>
+          <w:sz w:val="21"/>
+          <w:szCs w:val="21"/>
+        </w:rPr>
+        <w:t xml:space="preserve">Un schéma à setup universel tel que PLONK répondrait à la première objection, mais non à la seconde : il reste fondé sur des couplages. Les systèmes transparents de type zk-STARK répondent aux deux d'un même mouvement — aucun setup, et une sécurité plausiblement post-quantique, puisque leur solidité ne repose que sur des fonctions de hachage. ZK-ACE les désigne d'ailleurs explicitement comme l'option transparente et plausiblement post-quantique, et déclare sa propre construction agnostique au système de preuve.</w:t>
+      </w:r>
+    </w:p>
+    <w:p>
+      <w:pPr>
+        <w:spacing w:after="120" w:before="0" w:line="276"/>
+        <w:jc w:val="both"/>
+      </w:pPr>
+      <w:r>
+        <w:rPr>
+          <w:rFonts w:ascii="Cambria" w:cs="Cambria" w:eastAsia="Cambria" w:hAnsi="Cambria"/>
+          <w:sz w:val="21"/>
+          <w:szCs w:val="21"/>
+        </w:rPr>
+        <w:t xml:space="preserve">La conception présentée ici admet la même agnosticité, et pour une raison précise : les cinq contraintes de la Section 3.3 ne sont que des évaluations de hachage ZK-friendly et des vérifications d'arbre. Aucune arithmétique de signature ni opération spécifique à un système de preuve n'est placée dans le circuit. Les invariants de la Section 5 portent sur l'état du contrat et abstraient le vérificateur par un oracle booléen : ils demeurent valides sous tout backend. Une migration vers un backend STARK ne toucherait donc ni la structure du circuit, ni les invariants, ni la liaison de contexte.</w:t>
+      </w:r>
+    </w:p>
+    <w:p>
+      <w:pPr>
+        <w:spacing w:after="120" w:before="0" w:line="276"/>
+        <w:jc w:val="both"/>
+      </w:pPr>
+      <w:r>
+        <w:rPr>
+          <w:rFonts w:ascii="Cambria" w:cs="Cambria" w:eastAsia="Cambria" w:hAnsi="Cambria"/>
+          <w:sz w:val="21"/>
+          <w:szCs w:val="21"/>
+        </w:rPr>
+        <w:t xml:space="preserve">Cette migration a néanmoins un coût, et il est mesuré dans la littérature plutôt qu'hypothétique. Le cadre zk-STARK de Hui Yuan rapporte des preuves d'environ 45 Ko — soit un facteur 180 par rapport aux 256 octets obtenus ici — et une vérification on-chain d'environ 280 000 gas, contre 238 785 gas dans notre implémentation. L'arbitrage est donc explicite : la transparence et la résistance post-quantique se paient en volume de données et en coût de vérification. Il n'est pas tranché ici, et relève du travail complémentaire mentionné en conclusion.</w:t>
       </w:r>
     </w:p>
     <w:p>

--- a/livrables/ZK-OAuthChain_article_revise.docx
+++ b/livrables/ZK-OAuthChain_article_revise.docx
@@ -63,7 +63,7 @@
           <w:sz w:val="21"/>
           <w:szCs w:val="21"/>
         </w:rPr>
-        <w:t xml:space="preserve">Le protocole OAuth 2.0 constitue la norme principale de délégation d'autorisation dans les systèmes connectés. Son architecture centralisée engendre cependant un point de défaillance unique (Single Point of Failure, SPOF), une faible résilience et une dépendance à un serveur d'autorisation central. La blockchain apporte décentralisation et traçabilité, mais au prix d'une transparence qui compromet la confidentialité.</w:t>
+        <w:t xml:space="preserve">OAuth 2.0, norme de la délégation d'autorisation, repose sur un serveur central qui constitue un point de défaillance unique ; la blockchain lève cette dépendance mais expose les métadonnées. ZK-OAuthChain concilie les deux au moyen de preuves à connaissance nulle ; cet article en démontre la faisabilité par une implémentation complète et son évaluation.</w:t>
       </w:r>
     </w:p>
     <w:p>
@@ -77,7 +77,7 @@
           <w:sz w:val="21"/>
           <w:szCs w:val="21"/>
         </w:rPr>
-        <w:t xml:space="preserve">Cet article propose ZK-OAuthChain, une architecture hybride fusionnant OAuth 2.0, la blockchain et les preuves à connaissance nulle (Zero-Knowledge Proofs, ZKP), et en démontre la faisabilité technique par une implémentation complète et son évaluation expérimentale. L'analyse récente de zkLogin (Celi et al., 2026) établit que les vulnérabilités des systèmes d'autorisation à connaissance nulle déployés ne sont pas cryptographiques, mais découlent d'une liaison insuffisante entre émetteur, audience, sujet et partie utilisatrice. Nous en tirons la conséquence au niveau du protocole : l'engagement scelle le contexte d'autorisation complet, et quatre de ses composantes sont rendues opposables au vérificateur.</w:t>
+        <w:t xml:space="preserve">L'analyse récente de zkLogin établit que les vulnérabilités des systèmes d'autorisation à connaissance nulle déployés ne sont pas cryptographiques, mais découlent d'une liaison insuffisante entre émetteur, audience, sujet et partie utilisatrice. Nous en tirons la conséquence au niveau du protocole : l'engagement scelle le contexte d'autorisation complet, dont quatre composantes deviennent opposables au vérificateur, le sujet demeurant privé.</w:t>
       </w:r>
     </w:p>
     <w:p>
@@ -91,7 +91,7 @@
           <w:sz w:val="21"/>
           <w:szCs w:val="21"/>
         </w:rPr>
-        <w:t xml:space="preserve">Le circuit, écrit en Circom, prouve conjointement la liaison de contexte, le hachage d'engagement, l'appartenance à un arbre de Merkle et la non-révocation, et publie un nullifieur anti-rejeu séparé par domaine. Il compile en 25 383 contraintes R1CS et produit une preuve Groth16 de 256 octets, de taille constante.</w:t>
+        <w:t xml:space="preserve">Le circuit Circom prouve conjointement cette liaison, le hachage d'engagement, l'appartenance de Merkle et la non-révocation, et publie un nullifieur anti-rejeu séparé par domaine. Il compile en 25 383 contraintes et produit une preuve Groth16 de 256 octets, de taille constante.</w:t>
       </w:r>
     </w:p>
     <w:p>
@@ -123,7 +123,7 @@
           <w:sz w:val="21"/>
           <w:szCs w:val="21"/>
         </w:rPr>
-        <w:t xml:space="preserve">. Le model-checking exhaustif du modèle B (ProB) exhibe un contre-exemple sur la version naïve du contrat — un aliasing d'engagement qui permet à un détenteur de conserver un jeton révoqué — puis établit les invariants sur la version durcie en explorant 8 600 états et 48 379 transitions. Le SMTChecker de solc (moteur CHC, solveur z3) démontre 4 obligations de preuve directement sur le code Solidity.</w:t>
+        <w:t xml:space="preserve">. Le model-checking exhaustif du modèle B exhibe un contre-exemple sur la spécification initiale — un aliasing d'engagement laissant un détenteur porteur d'un jeton révoqué — puis établit les invariants sur la version durcie en explorant 8 600 états. Le SMTChecker de solc démontre quatre obligations sur le code Solidity.</w:t>
       </w:r>
     </w:p>
     <w:p>
@@ -137,7 +137,7 @@
           <w:sz w:val="21"/>
           <w:szCs w:val="21"/>
         </w:rPr>
-        <w:t xml:space="preserve">La vérification on-chain d'une autorisation coûte 238 785 gas pour la seule preuve et 348 917 gas pour l'autorisation complète, indépendamment du nombre de jetons émis — un coût qui se situe entre les 210 000 gas rapportés pour LinkDID (zk-SNARK) et les 280 000 gas d'un cadre zk-STARK comparable. La latence totale du flux atteint 1 840,31 ms contre 4,81 ms pour un flux OAuth 2.0 classique ; la génération de preuve en représente 95,1 %. À taille de circuit quasi identique, la comparaison avec zkAt situe cet écart dans l'outillage de preuve plutôt que dans la conception du protocole.</w:t>
+        <w:t xml:space="preserve">Une autorisation coûte 238 785 gas pour la vérification seule et 348 917 gas au total, indépendamment du nombre de jetons émis : entre les 210 000 gas de LinkDID et les 280 000 d'un cadre zk-STARK. Le flux complet atteint 1,84 s contre 4,8 ms pour OAuth 2.0, la génération de preuve en représentant 95 %. À taille de circuit quasi identique, la comparaison avec zkAt situe cet écart dans l'outillage de preuve plutôt que dans la conception du protocole.</w:t>
       </w:r>
     </w:p>
     <w:p>
